--- a/output/지아팜_입주연장신청서_초안.docx
+++ b/output/지아팜_입주연장신청서_초안.docx
@@ -13,7 +13,7 @@
     </w:p>
     <w:p>
       <w:r>
-        <w:t>※ 지아팜 내용 초안입니다. [입력 필요]는 제가 가진 자료에 없어 직접 채워 주셔야 하는 항목입니다. 한글 양식(HWP)의 해당 칸에 복사해 붙여 넣으세요.</w:t>
+        <w:t>※ 2025년 신청서 내용을 바탕으로 2026년 양식 순서에 맞춰 정리한 초안입니다. [확인 필요]는 올해 실제 수치·상황으로 수정해야 하는 항목입니다. 사진은 작년 신청서에서 가져왔습니다.</w:t>
       </w:r>
     </w:p>
     <w:p>
@@ -21,7 +21,7 @@
         <w:pStyle w:val="Heading1"/>
       </w:pPr>
       <w:r>
-        <w:t>1. 신청 기본 정보</w:t>
+        <w:t>신청 기본 정보</w:t>
       </w:r>
     </w:p>
     <w:tbl>
@@ -31,13 +31,13 @@
         <w:tblLook w:firstColumn="1" w:firstRow="1" w:lastColumn="0" w:lastRow="0" w:noHBand="0" w:noVBand="1" w:val="04A0"/>
       </w:tblPr>
       <w:tblGrid>
-        <w:gridCol w:w="4320"/>
-        <w:gridCol w:w="4320"/>
+        <w:gridCol w:w="4986"/>
+        <w:gridCol w:w="4986"/>
       </w:tblGrid>
       <w:tr>
         <w:tc>
           <w:tcPr>
-            <w:tcW w:type="dxa" w:w="4320"/>
+            <w:tcW w:type="dxa" w:w="4986"/>
           </w:tcPr>
           <w:p>
             <w:r>
@@ -47,11 +47,11 @@
         </w:tc>
         <w:tc>
           <w:tcPr>
-            <w:tcW w:type="dxa" w:w="4320"/>
+            <w:tcW w:type="dxa" w:w="4986"/>
           </w:tcPr>
           <w:p>
             <w:r>
-              <w:t>지아팜</w:t>
+              <w:t>지아팜농업회사법인주식회사</w:t>
             </w:r>
           </w:p>
         </w:tc>
@@ -59,7 +59,7 @@
       <w:tr>
         <w:tc>
           <w:tcPr>
-            <w:tcW w:type="dxa" w:w="4320"/>
+            <w:tcW w:type="dxa" w:w="4986"/>
           </w:tcPr>
           <w:p>
             <w:r>
@@ -69,7 +69,7 @@
         </w:tc>
         <w:tc>
           <w:tcPr>
-            <w:tcW w:type="dxa" w:w="4320"/>
+            <w:tcW w:type="dxa" w:w="4986"/>
           </w:tcPr>
           <w:p>
             <w:r>
@@ -81,7 +81,7 @@
       <w:tr>
         <w:tc>
           <w:tcPr>
-            <w:tcW w:type="dxa" w:w="4320"/>
+            <w:tcW w:type="dxa" w:w="4986"/>
           </w:tcPr>
           <w:p>
             <w:r>
@@ -91,11 +91,11 @@
         </w:tc>
         <w:tc>
           <w:tcPr>
-            <w:tcW w:type="dxa" w:w="4320"/>
+            <w:tcW w:type="dxa" w:w="4986"/>
           </w:tcPr>
           <w:p>
             <w:r>
-              <w:t>[입력 필요]</w:t>
+              <w:t>831128</w:t>
             </w:r>
           </w:p>
         </w:tc>
@@ -103,7 +103,7 @@
       <w:tr>
         <w:tc>
           <w:tcPr>
-            <w:tcW w:type="dxa" w:w="4320"/>
+            <w:tcW w:type="dxa" w:w="4986"/>
           </w:tcPr>
           <w:p>
             <w:r>
@@ -113,11 +113,11 @@
         </w:tc>
         <w:tc>
           <w:tcPr>
-            <w:tcW w:type="dxa" w:w="4320"/>
+            <w:tcW w:type="dxa" w:w="4986"/>
           </w:tcPr>
           <w:p>
             <w:r>
-              <w:t>206호 (파일 경로 기준, 확인 필요)</w:t>
+              <w:t>206호</w:t>
             </w:r>
           </w:p>
         </w:tc>
@@ -125,7 +125,7 @@
       <w:tr>
         <w:tc>
           <w:tcPr>
-            <w:tcW w:type="dxa" w:w="4320"/>
+            <w:tcW w:type="dxa" w:w="4986"/>
           </w:tcPr>
           <w:p>
             <w:r>
@@ -135,11 +135,11 @@
         </w:tc>
         <w:tc>
           <w:tcPr>
-            <w:tcW w:type="dxa" w:w="4320"/>
+            <w:tcW w:type="dxa" w:w="4986"/>
           </w:tcPr>
           <w:p>
             <w:r>
-              <w:t>땡초장(고추만능장) 등 가공식품</w:t>
+              <w:t>절임식품 4종(고추, 궁채, 깻잎, 명이), 기능성 고추, 콩</w:t>
             </w:r>
           </w:p>
         </w:tc>
@@ -147,7 +147,7 @@
       <w:tr>
         <w:tc>
           <w:tcPr>
-            <w:tcW w:type="dxa" w:w="4320"/>
+            <w:tcW w:type="dxa" w:w="4986"/>
           </w:tcPr>
           <w:p>
             <w:r>
@@ -157,33 +157,11 @@
         </w:tc>
         <w:tc>
           <w:tcPr>
-            <w:tcW w:type="dxa" w:w="4320"/>
+            <w:tcW w:type="dxa" w:w="4986"/>
           </w:tcPr>
           <w:p>
             <w:r>
-              <w:t>[입력 필요]</w:t>
-            </w:r>
-          </w:p>
-        </w:tc>
-      </w:tr>
-      <w:tr>
-        <w:tc>
-          <w:tcPr>
-            <w:tcW w:type="dxa" w:w="4320"/>
-          </w:tcPr>
-          <w:p>
-            <w:r>
-              <w:t>신청 구분</w:t>
-            </w:r>
-          </w:p>
-        </w:tc>
-        <w:tc>
-          <w:tcPr>
-            <w:tcW w:type="dxa" w:w="4320"/>
-          </w:tcPr>
-          <w:p>
-            <w:r>
-              <w:t>입주연장</w:t>
+              <w:t>2025. 12. 1. ~ 2026. 11. 30. (1년)  / 연장 희망기간: [확인 필요]</w:t>
             </w:r>
           </w:p>
         </w:tc>
@@ -195,12 +173,7 @@
         <w:pStyle w:val="Heading1"/>
       </w:pPr>
       <w:r>
-        <w:t>2. 기업 현황</w:t>
-      </w:r>
-    </w:p>
-    <w:p>
-      <w:r>
-        <w:t>매출현황(천원) / 고용인원(대표자 포함, 명)</w:t>
+        <w:t>기업 현황</w:t>
       </w:r>
     </w:p>
     <w:tbl>
@@ -210,14 +183,15 @@
         <w:tblLook w:firstColumn="1" w:firstRow="1" w:lastColumn="0" w:lastRow="0" w:noHBand="0" w:noVBand="1" w:val="04A0"/>
       </w:tblPr>
       <w:tblGrid>
-        <w:gridCol w:w="2880"/>
-        <w:gridCol w:w="2880"/>
-        <w:gridCol w:w="2880"/>
+        <w:gridCol w:w="2493"/>
+        <w:gridCol w:w="2493"/>
+        <w:gridCol w:w="2493"/>
+        <w:gridCol w:w="2493"/>
       </w:tblGrid>
       <w:tr>
         <w:tc>
           <w:tcPr>
-            <w:tcW w:type="dxa" w:w="2880"/>
+            <w:tcW w:type="dxa" w:w="2493"/>
           </w:tcPr>
           <w:p>
             <w:r>
@@ -230,27 +204,40 @@
         </w:tc>
         <w:tc>
           <w:tcPr>
-            <w:tcW w:type="dxa" w:w="2880"/>
+            <w:tcW w:type="dxa" w:w="2493"/>
           </w:tcPr>
           <w:p>
             <w:r>
               <w:rPr>
                 <w:b/>
               </w:rPr>
-              <w:t>매출(천원)</w:t>
+              <w:t>2024년</w:t>
             </w:r>
           </w:p>
         </w:tc>
         <w:tc>
           <w:tcPr>
-            <w:tcW w:type="dxa" w:w="2880"/>
+            <w:tcW w:type="dxa" w:w="2493"/>
           </w:tcPr>
           <w:p>
             <w:r>
               <w:rPr>
                 <w:b/>
               </w:rPr>
-              <w:t>고용인원(명)</w:t>
+              <w:t>2025년</w:t>
+            </w:r>
+          </w:p>
+        </w:tc>
+        <w:tc>
+          <w:tcPr>
+            <w:tcW w:type="dxa" w:w="2493"/>
+          </w:tcPr>
+          <w:p>
+            <w:r>
+              <w:rPr>
+                <w:b/>
+              </w:rPr>
+              <w:t>2026년(추정)</w:t>
             </w:r>
           </w:p>
         </w:tc>
@@ -258,31 +245,41 @@
       <w:tr>
         <w:tc>
           <w:tcPr>
-            <w:tcW w:type="dxa" w:w="2880"/>
+            <w:tcW w:type="dxa" w:w="2493"/>
           </w:tcPr>
           <w:p>
             <w:r>
-              <w:t>2024년</w:t>
+              <w:t>매출현황(천원)</w:t>
             </w:r>
           </w:p>
         </w:tc>
         <w:tc>
           <w:tcPr>
-            <w:tcW w:type="dxa" w:w="2880"/>
+            <w:tcW w:type="dxa" w:w="2493"/>
           </w:tcPr>
           <w:p>
             <w:r>
-              <w:t>[입력 필요]</w:t>
+              <w:t>170,000</w:t>
             </w:r>
           </w:p>
         </w:tc>
         <w:tc>
           <w:tcPr>
-            <w:tcW w:type="dxa" w:w="2880"/>
+            <w:tcW w:type="dxa" w:w="2493"/>
           </w:tcPr>
           <w:p>
             <w:r>
-              <w:t>[입력 필요]</w:t>
+              <w:t>180,000 (작년 추정치, 실적으로 수정)</w:t>
+            </w:r>
+          </w:p>
+        </w:tc>
+        <w:tc>
+          <w:tcPr>
+            <w:tcW w:type="dxa" w:w="2493"/>
+          </w:tcPr>
+          <w:p>
+            <w:r>
+              <w:t>250,000 (작년 목표, [확인 필요])</w:t>
             </w:r>
           </w:p>
         </w:tc>
@@ -290,63 +287,41 @@
       <w:tr>
         <w:tc>
           <w:tcPr>
-            <w:tcW w:type="dxa" w:w="2880"/>
+            <w:tcW w:type="dxa" w:w="2493"/>
           </w:tcPr>
           <w:p>
             <w:r>
-              <w:t>2025년</w:t>
+              <w:t>고용인원(명)</w:t>
             </w:r>
           </w:p>
         </w:tc>
         <w:tc>
           <w:tcPr>
-            <w:tcW w:type="dxa" w:w="2880"/>
+            <w:tcW w:type="dxa" w:w="2493"/>
           </w:tcPr>
           <w:p>
             <w:r>
-              <w:t>[입력 필요]</w:t>
+              <w:t>0</w:t>
             </w:r>
           </w:p>
         </w:tc>
         <w:tc>
           <w:tcPr>
-            <w:tcW w:type="dxa" w:w="2880"/>
+            <w:tcW w:type="dxa" w:w="2493"/>
           </w:tcPr>
           <w:p>
             <w:r>
-              <w:t>[입력 필요]</w:t>
-            </w:r>
-          </w:p>
-        </w:tc>
-      </w:tr>
-      <w:tr>
-        <w:tc>
-          <w:tcPr>
-            <w:tcW w:type="dxa" w:w="2880"/>
-          </w:tcPr>
-          <w:p>
-            <w:r>
-              <w:t>2026년(추정)</w:t>
+              <w:t>1</w:t>
             </w:r>
           </w:p>
         </w:tc>
         <w:tc>
           <w:tcPr>
-            <w:tcW w:type="dxa" w:w="2880"/>
+            <w:tcW w:type="dxa" w:w="2493"/>
           </w:tcPr>
           <w:p>
             <w:r>
-              <w:t>[입력 필요]</w:t>
-            </w:r>
-          </w:p>
-        </w:tc>
-        <w:tc>
-          <w:tcPr>
-            <w:tcW w:type="dxa" w:w="2880"/>
-          </w:tcPr>
-          <w:p>
-            <w:r>
-              <w:t>[입력 필요]</w:t>
+              <w:t>3 (작년 목표, [확인 필요])</w:t>
             </w:r>
           </w:p>
         </w:tc>
@@ -355,7 +330,15 @@
     <w:p/>
     <w:p>
       <w:r>
-        <w:t>입주 시 사업추진계획 달성도 (해당 단계에 체크)</w:t>
+        <w:t>입주 시 사업추진계획 달성도:  초기판매단계 (✔)  ※ 작년과 동일, 올해 상황에 맞게 확인</w:t>
+      </w:r>
+    </w:p>
+    <w:p>
+      <w:pPr>
+        <w:pStyle w:val="Heading3"/>
+      </w:pPr>
+      <w:r>
+        <w:t>달성도 (작년 기준, 올해 수정)</w:t>
       </w:r>
     </w:p>
     <w:p>
@@ -363,12 +346,98 @@
         <w:pStyle w:val="ListBullet"/>
       </w:pPr>
       <w:r>
-        <w:t>연구개발단계 ( ) / 시제품개발단계 ( ) / 초기판매단계 (✔ 확인 필요) / 본격적시판단계 ( )</w:t>
+        <w:t>신제품 완성, 본격적인 사업 판매 시작</w:t>
+      </w:r>
+    </w:p>
+    <w:p>
+      <w:pPr>
+        <w:pStyle w:val="ListBullet"/>
+      </w:pPr>
+      <w:r>
+        <w:t>SNS·온라인 전문 유통채널 입점 준비 중 → [확인 필요] (쿠팡·11번가 등 입점 여부)</w:t>
+      </w:r>
+    </w:p>
+    <w:p>
+      <w:pPr>
+        <w:pStyle w:val="ListBullet"/>
+      </w:pPr>
+      <w:r>
+        <w:t>새로운 시제품 개발 (고추페스토, 마약절임소스 등) → [확인 필요]</w:t>
+      </w:r>
+    </w:p>
+    <w:p>
+      <w:pPr>
+        <w:pStyle w:val="ListBullet"/>
+      </w:pPr>
+      <w:r>
+        <w:t>근린생활시설 구축 완료, 가동 중</w:t>
+      </w:r>
+    </w:p>
+    <w:p>
+      <w:pPr>
+        <w:pStyle w:val="Heading3"/>
+      </w:pPr>
+      <w:r>
+        <w:t>향후 사업추진계획</w:t>
+      </w:r>
+    </w:p>
+    <w:p>
+      <w:pPr>
+        <w:pStyle w:val="ListBullet"/>
+      </w:pPr>
+      <w:r>
+        <w:t>HACCP 인증을 통한 판매·유통 채널 확대</w:t>
+      </w:r>
+    </w:p>
+    <w:p>
+      <w:pPr>
+        <w:pStyle w:val="ListBullet"/>
+      </w:pPr>
+      <w:r>
+        <w:t>6차산업 인증, 고품질 기능성 농식품 생산·판매</w:t>
+      </w:r>
+    </w:p>
+    <w:p>
+      <w:pPr>
+        <w:pStyle w:val="ListBullet"/>
+      </w:pPr>
+      <w:r>
+        <w:t>고추다대기·마약절임소스 개발 후 수출</w:t>
+      </w:r>
+    </w:p>
+    <w:p>
+      <w:pPr>
+        <w:pStyle w:val="ListBullet"/>
+      </w:pPr>
+      <w:r>
+        <w:t>전문유통업체 협업을 통한 매출 증대 및 지역 일자리 창출</w:t>
       </w:r>
     </w:p>
     <w:p>
       <w:r>
-        <w:t>※ 땡초장은 레시피 확정, 원가 산정, 판매가(10,900원) 책정까지 진행되어 초기판매단계 이상으로 보입니다. 실제 판매 현황에 맞게 체크하세요.</w:t>
+        <w:t>상기와 같이 국립경국대학교 예천창업보육센터에 입주연장하고자 하오니 승인하여 주시기 바랍니다.</w:t>
+        <w:br/>
+        <w:t>붙임: 사업계획서 1부.</w:t>
+        <w:br/>
+        <w:t>2026년   월   일</w:t>
+        <w:br/>
+        <w:t>입주연장신청기업 지아팜농업회사법인주식회사 (대표) 김지아 (인)</w:t>
+        <w:br/>
+        <w:t>국립경국대학교 예천창업보육센터장 귀하</w:t>
+      </w:r>
+    </w:p>
+    <w:p>
+      <w:r>
+        <w:br w:type="page"/>
+      </w:r>
+    </w:p>
+    <w:p>
+      <w:pPr>
+        <w:pStyle w:val="Title"/>
+        <w:jc w:val="center"/>
+      </w:pPr>
+      <w:r>
+        <w:t>사 업 계 획 서</w:t>
       </w:r>
     </w:p>
     <w:p>
@@ -376,20 +445,12 @@
         <w:pStyle w:val="Heading1"/>
       </w:pPr>
       <w:r>
-        <w:t>3. 사업계획서</w:t>
+        <w:t>Ⅰ. 사업 추진 현황</w:t>
       </w:r>
     </w:p>
     <w:p>
       <w:pPr>
         <w:pStyle w:val="Heading2"/>
-      </w:pPr>
-      <w:r>
-        <w:t>Ⅰ. 사업 추진 현황</w:t>
-      </w:r>
-    </w:p>
-    <w:p>
-      <w:pPr>
-        <w:pStyle w:val="Heading3"/>
       </w:pPr>
       <w:r>
         <w:t>1. 사업목표</w:t>
@@ -400,7 +461,7 @@
         <w:pStyle w:val="ListBullet"/>
       </w:pPr>
       <w:r>
-        <w:t>지역 농산물(청양·예천 등 고추, 마늘)을 활용한 건강한 수제 소스·가공식품 제조·판매</w:t>
+        <w:t>고품질 기능성 농식품 생산 및 판매</w:t>
       </w:r>
     </w:p>
     <w:p>
@@ -408,7 +469,7 @@
         <w:pStyle w:val="ListBullet"/>
       </w:pPr>
       <w:r>
-        <w:t>땡초장 등 소스류로 시작해 제품군 확대 및 안정적 양산 체제 구축</w:t>
+        <w:t>소비자 신뢰를 바탕으로 한 건강한 먹거리(절임식품) 제공</w:t>
       </w:r>
     </w:p>
     <w:p>
@@ -416,12 +477,12 @@
         <w:pStyle w:val="ListBullet"/>
       </w:pPr>
       <w:r>
-        <w:t>온라인·직거래 판매 채널 확보를 통한 매출 성장</w:t>
+        <w:t>지역사회와 협력하며 농업에 새로운 활력을 불어넣는 것</w:t>
       </w:r>
     </w:p>
     <w:p>
       <w:pPr>
-        <w:pStyle w:val="Heading3"/>
+        <w:pStyle w:val="Heading2"/>
       </w:pPr>
       <w:r>
         <w:t>2. 창업아이템</w:t>
@@ -432,7 +493,7 @@
         <w:pStyle w:val="ListBullet"/>
       </w:pPr>
       <w:r>
-        <w:t>땡초장(고추만능장): 생고추, 마늘, 생강, 건새우가루, 참치액 등을 배합한 만능장. 비빔·볶음·찌개 등 다용도 활용</w:t>
+        <w:t>지역농산물을 활용한 절임식품과 간편식</w:t>
       </w:r>
     </w:p>
     <w:p>
@@ -440,7 +501,7 @@
         <w:pStyle w:val="ListBullet"/>
       </w:pPr>
       <w:r>
-        <w:t>규격 250g 병 제품, 소비자 판매가 10,900원</w:t>
+        <w:t>지역농산물을 이용한 수출 가능 가공품 개발</w:t>
       </w:r>
     </w:p>
     <w:p>
@@ -448,18 +509,21 @@
         <w:pStyle w:val="ListBullet"/>
       </w:pPr>
       <w:r>
-        <w:t>특징: 매운맛을 살린 감칠맛, 방부제 없이 신선한 원재료 사용 (실제와 다르면 수정)</w:t>
+        <w:t>지역 농특산물 도·소매</w:t>
+      </w:r>
+    </w:p>
+    <w:p>
+      <w:pPr>
+        <w:pStyle w:val="Heading2"/>
+      </w:pPr>
+      <w:r>
+        <w:t>3. 추진실적</w:t>
       </w:r>
     </w:p>
     <w:p>
       <w:pPr>
         <w:pStyle w:val="Heading3"/>
       </w:pPr>
-      <w:r>
-        <w:t>3. 추진실적</w:t>
-      </w:r>
-    </w:p>
-    <w:p>
       <w:r>
         <w:t>1) 제품 현황</w:t>
       </w:r>
@@ -469,65 +533,140 @@
         <w:pStyle w:val="ListBullet"/>
       </w:pPr>
       <w:r>
-        <w:t>땡초장 250g: 배합비 확정(생고추 1,500g·식용류 200g·올리고당 125g·건새우가루 85g·다시다 75g·마늘 75g·참치액 50g·생강 15g)</w:t>
-      </w:r>
-    </w:p>
-    <w:p>
-      <w:pPr>
-        <w:pStyle w:val="ListBullet"/>
-      </w:pPr>
-      <w:r>
-        <w:t>원가계산서 작성 완료(원재료·인건비·부자재 기준), 목표 마진율 50% 이상 확보 가능한 가격 구조</w:t>
+        <w:t>절임 2종·4종 선물세트와 기능성 고추</w:t>
       </w:r>
     </w:p>
     <w:tbl>
       <w:tblPr>
-        <w:tblStyle w:val="TableGrid"/>
         <w:tblW w:type="auto" w:w="0"/>
         <w:tblLook w:firstColumn="1" w:firstRow="1" w:lastColumn="0" w:lastRow="0" w:noHBand="0" w:noVBand="1" w:val="04A0"/>
       </w:tblPr>
       <w:tblGrid>
-        <w:gridCol w:w="2880"/>
-        <w:gridCol w:w="2880"/>
-        <w:gridCol w:w="2880"/>
+        <w:gridCol w:w="3324"/>
+        <w:gridCol w:w="3324"/>
+        <w:gridCol w:w="3324"/>
       </w:tblGrid>
       <w:tr>
         <w:tc>
           <w:tcPr>
-            <w:tcW w:type="dxa" w:w="2880"/>
+            <w:tcW w:type="dxa" w:w="3324"/>
           </w:tcPr>
           <w:p>
             <w:r>
-              <w:rPr>
-                <w:b/>
-              </w:rPr>
-              <w:t>제품 사진 1</w:t>
+              <w:drawing>
+                <wp:inline xmlns:a="http://schemas.openxmlformats.org/drawingml/2006/main" xmlns:pic="http://schemas.openxmlformats.org/drawingml/2006/picture">
+                  <wp:extent cx="1872000" cy="1248000"/>
+                  <wp:docPr id="1" name="Picture 1"/>
+                  <wp:cNvGraphicFramePr>
+                    <a:graphicFrameLocks noChangeAspect="1"/>
+                  </wp:cNvGraphicFramePr>
+                  <a:graphic>
+                    <a:graphicData uri="http://schemas.openxmlformats.org/drawingml/2006/picture">
+                      <pic:pic>
+                        <pic:nvPicPr>
+                          <pic:cNvPr id="0" name="p-001.jpg"/>
+                          <pic:cNvPicPr/>
+                        </pic:nvPicPr>
+                        <pic:blipFill>
+                          <a:blip r:embed="rId9"/>
+                          <a:stretch>
+                            <a:fillRect/>
+                          </a:stretch>
+                        </pic:blipFill>
+                        <pic:spPr>
+                          <a:xfrm>
+                            <a:off x="0" y="0"/>
+                            <a:ext cx="1872000" cy="1248000"/>
+                          </a:xfrm>
+                          <a:prstGeom prst="rect"/>
+                        </pic:spPr>
+                      </pic:pic>
+                    </a:graphicData>
+                  </a:graphic>
+                </wp:inline>
+              </w:drawing>
             </w:r>
           </w:p>
         </w:tc>
         <w:tc>
           <w:tcPr>
-            <w:tcW w:type="dxa" w:w="2880"/>
+            <w:tcW w:type="dxa" w:w="3324"/>
           </w:tcPr>
           <w:p>
             <w:r>
-              <w:rPr>
-                <w:b/>
-              </w:rPr>
-              <w:t>제품 사진 2</w:t>
+              <w:drawing>
+                <wp:inline xmlns:a="http://schemas.openxmlformats.org/drawingml/2006/main" xmlns:pic="http://schemas.openxmlformats.org/drawingml/2006/picture">
+                  <wp:extent cx="1872000" cy="2808000"/>
+                  <wp:docPr id="2" name="Picture 2"/>
+                  <wp:cNvGraphicFramePr>
+                    <a:graphicFrameLocks noChangeAspect="1"/>
+                  </wp:cNvGraphicFramePr>
+                  <a:graphic>
+                    <a:graphicData uri="http://schemas.openxmlformats.org/drawingml/2006/picture">
+                      <pic:pic>
+                        <pic:nvPicPr>
+                          <pic:cNvPr id="0" name="p-002.jpg"/>
+                          <pic:cNvPicPr/>
+                        </pic:nvPicPr>
+                        <pic:blipFill>
+                          <a:blip r:embed="rId10"/>
+                          <a:stretch>
+                            <a:fillRect/>
+                          </a:stretch>
+                        </pic:blipFill>
+                        <pic:spPr>
+                          <a:xfrm>
+                            <a:off x="0" y="0"/>
+                            <a:ext cx="1872000" cy="2808000"/>
+                          </a:xfrm>
+                          <a:prstGeom prst="rect"/>
+                        </pic:spPr>
+                      </pic:pic>
+                    </a:graphicData>
+                  </a:graphic>
+                </wp:inline>
+              </w:drawing>
             </w:r>
           </w:p>
         </w:tc>
         <w:tc>
           <w:tcPr>
-            <w:tcW w:type="dxa" w:w="2880"/>
+            <w:tcW w:type="dxa" w:w="3324"/>
           </w:tcPr>
           <w:p>
             <w:r>
-              <w:rPr>
-                <w:b/>
-              </w:rPr>
-              <w:t>제품 사진 3</w:t>
+              <w:drawing>
+                <wp:inline xmlns:a="http://schemas.openxmlformats.org/drawingml/2006/main" xmlns:pic="http://schemas.openxmlformats.org/drawingml/2006/picture">
+                  <wp:extent cx="1872000" cy="2496000"/>
+                  <wp:docPr id="3" name="Picture 3"/>
+                  <wp:cNvGraphicFramePr>
+                    <a:graphicFrameLocks noChangeAspect="1"/>
+                  </wp:cNvGraphicFramePr>
+                  <a:graphic>
+                    <a:graphicData uri="http://schemas.openxmlformats.org/drawingml/2006/picture">
+                      <pic:pic>
+                        <pic:nvPicPr>
+                          <pic:cNvPr id="0" name="p-003.jpg"/>
+                          <pic:cNvPicPr/>
+                        </pic:nvPicPr>
+                        <pic:blipFill>
+                          <a:blip r:embed="rId11"/>
+                          <a:stretch>
+                            <a:fillRect/>
+                          </a:stretch>
+                        </pic:blipFill>
+                        <pic:spPr>
+                          <a:xfrm>
+                            <a:off x="0" y="0"/>
+                            <a:ext cx="1872000" cy="2496000"/>
+                          </a:xfrm>
+                          <a:prstGeom prst="rect"/>
+                        </pic:spPr>
+                      </pic:pic>
+                    </a:graphicData>
+                  </a:graphic>
+                </wp:inline>
+              </w:drawing>
             </w:r>
           </w:p>
         </w:tc>
@@ -535,31 +674,218 @@
       <w:tr>
         <w:tc>
           <w:tcPr>
-            <w:tcW w:type="dxa" w:w="2880"/>
+            <w:tcW w:type="dxa" w:w="3324"/>
           </w:tcPr>
           <w:p>
+            <w:pPr>
+              <w:jc w:val="center"/>
+            </w:pPr>
             <w:r>
-              <w:t>(사진 삽입)</w:t>
+              <w:t>4종 고급선물세트(보자기)</w:t>
             </w:r>
           </w:p>
         </w:tc>
         <w:tc>
           <w:tcPr>
-            <w:tcW w:type="dxa" w:w="2880"/>
+            <w:tcW w:type="dxa" w:w="3324"/>
           </w:tcPr>
           <w:p>
+            <w:pPr>
+              <w:jc w:val="center"/>
+            </w:pPr>
             <w:r>
-              <w:t>(사진 삽입)</w:t>
+              <w:t>4종 고급선물세트(리본)</w:t>
             </w:r>
           </w:p>
         </w:tc>
         <w:tc>
           <w:tcPr>
-            <w:tcW w:type="dxa" w:w="2880"/>
+            <w:tcW w:type="dxa" w:w="3324"/>
+          </w:tcPr>
+          <w:p>
+            <w:pPr>
+              <w:jc w:val="center"/>
+            </w:pPr>
+            <w:r>
+              <w:t>2종 기본선물세트</w:t>
+            </w:r>
+          </w:p>
+        </w:tc>
+      </w:tr>
+    </w:tbl>
+    <w:p/>
+    <w:tbl>
+      <w:tblPr>
+        <w:tblW w:type="auto" w:w="0"/>
+        <w:tblLook w:firstColumn="1" w:firstRow="1" w:lastColumn="0" w:lastRow="0" w:noHBand="0" w:noVBand="1" w:val="04A0"/>
+      </w:tblPr>
+      <w:tblGrid>
+        <w:gridCol w:w="3324"/>
+        <w:gridCol w:w="3324"/>
+        <w:gridCol w:w="3324"/>
+      </w:tblGrid>
+      <w:tr>
+        <w:tc>
+          <w:tcPr>
+            <w:tcW w:type="dxa" w:w="3324"/>
           </w:tcPr>
           <w:p>
             <w:r>
-              <w:t>(사진 삽입)</w:t>
+              <w:drawing>
+                <wp:inline xmlns:a="http://schemas.openxmlformats.org/drawingml/2006/main" xmlns:pic="http://schemas.openxmlformats.org/drawingml/2006/picture">
+                  <wp:extent cx="1872000" cy="2808000"/>
+                  <wp:docPr id="4" name="Picture 4"/>
+                  <wp:cNvGraphicFramePr>
+                    <a:graphicFrameLocks noChangeAspect="1"/>
+                  </wp:cNvGraphicFramePr>
+                  <a:graphic>
+                    <a:graphicData uri="http://schemas.openxmlformats.org/drawingml/2006/picture">
+                      <pic:pic>
+                        <pic:nvPicPr>
+                          <pic:cNvPr id="0" name="p-004.jpg"/>
+                          <pic:cNvPicPr/>
+                        </pic:nvPicPr>
+                        <pic:blipFill>
+                          <a:blip r:embed="rId12"/>
+                          <a:stretch>
+                            <a:fillRect/>
+                          </a:stretch>
+                        </pic:blipFill>
+                        <pic:spPr>
+                          <a:xfrm>
+                            <a:off x="0" y="0"/>
+                            <a:ext cx="1872000" cy="2808000"/>
+                          </a:xfrm>
+                          <a:prstGeom prst="rect"/>
+                        </pic:spPr>
+                      </pic:pic>
+                    </a:graphicData>
+                  </a:graphic>
+                </wp:inline>
+              </w:drawing>
+            </w:r>
+          </w:p>
+        </w:tc>
+        <w:tc>
+          <w:tcPr>
+            <w:tcW w:type="dxa" w:w="3324"/>
+          </w:tcPr>
+          <w:p>
+            <w:r>
+              <w:drawing>
+                <wp:inline xmlns:a="http://schemas.openxmlformats.org/drawingml/2006/main" xmlns:pic="http://schemas.openxmlformats.org/drawingml/2006/picture">
+                  <wp:extent cx="1872000" cy="2529730"/>
+                  <wp:docPr id="5" name="Picture 5"/>
+                  <wp:cNvGraphicFramePr>
+                    <a:graphicFrameLocks noChangeAspect="1"/>
+                  </wp:cNvGraphicFramePr>
+                  <a:graphic>
+                    <a:graphicData uri="http://schemas.openxmlformats.org/drawingml/2006/picture">
+                      <pic:pic>
+                        <pic:nvPicPr>
+                          <pic:cNvPr id="0" name="p-005.jpg"/>
+                          <pic:cNvPicPr/>
+                        </pic:nvPicPr>
+                        <pic:blipFill>
+                          <a:blip r:embed="rId13"/>
+                          <a:stretch>
+                            <a:fillRect/>
+                          </a:stretch>
+                        </pic:blipFill>
+                        <pic:spPr>
+                          <a:xfrm>
+                            <a:off x="0" y="0"/>
+                            <a:ext cx="1872000" cy="2529730"/>
+                          </a:xfrm>
+                          <a:prstGeom prst="rect"/>
+                        </pic:spPr>
+                      </pic:pic>
+                    </a:graphicData>
+                  </a:graphic>
+                </wp:inline>
+              </w:drawing>
+            </w:r>
+          </w:p>
+        </w:tc>
+        <w:tc>
+          <w:tcPr>
+            <w:tcW w:type="dxa" w:w="3324"/>
+          </w:tcPr>
+          <w:p>
+            <w:r>
+              <w:drawing>
+                <wp:inline xmlns:a="http://schemas.openxmlformats.org/drawingml/2006/main" xmlns:pic="http://schemas.openxmlformats.org/drawingml/2006/picture">
+                  <wp:extent cx="1872000" cy="1248000"/>
+                  <wp:docPr id="6" name="Picture 6"/>
+                  <wp:cNvGraphicFramePr>
+                    <a:graphicFrameLocks noChangeAspect="1"/>
+                  </wp:cNvGraphicFramePr>
+                  <a:graphic>
+                    <a:graphicData uri="http://schemas.openxmlformats.org/drawingml/2006/picture">
+                      <pic:pic>
+                        <pic:nvPicPr>
+                          <pic:cNvPr id="0" name="p-006.jpg"/>
+                          <pic:cNvPicPr/>
+                        </pic:nvPicPr>
+                        <pic:blipFill>
+                          <a:blip r:embed="rId14"/>
+                          <a:stretch>
+                            <a:fillRect/>
+                          </a:stretch>
+                        </pic:blipFill>
+                        <pic:spPr>
+                          <a:xfrm>
+                            <a:off x="0" y="0"/>
+                            <a:ext cx="1872000" cy="1248000"/>
+                          </a:xfrm>
+                          <a:prstGeom prst="rect"/>
+                        </pic:spPr>
+                      </pic:pic>
+                    </a:graphicData>
+                  </a:graphic>
+                </wp:inline>
+              </w:drawing>
+            </w:r>
+          </w:p>
+        </w:tc>
+      </w:tr>
+      <w:tr>
+        <w:tc>
+          <w:tcPr>
+            <w:tcW w:type="dxa" w:w="3324"/>
+          </w:tcPr>
+          <w:p>
+            <w:pPr>
+              <w:jc w:val="center"/>
+            </w:pPr>
+            <w:r>
+              <w:t>지아팜 지역농산물 5종 장아찌</w:t>
+            </w:r>
+          </w:p>
+        </w:tc>
+        <w:tc>
+          <w:tcPr>
+            <w:tcW w:type="dxa" w:w="3324"/>
+          </w:tcPr>
+          <w:p>
+            <w:pPr>
+              <w:jc w:val="center"/>
+            </w:pPr>
+            <w:r>
+              <w:t>국내산 궁채나물 장아찌</w:t>
+            </w:r>
+          </w:p>
+        </w:tc>
+        <w:tc>
+          <w:tcPr>
+            <w:tcW w:type="dxa" w:w="3324"/>
+          </w:tcPr>
+          <w:p>
+            <w:pPr>
+              <w:jc w:val="center"/>
+            </w:pPr>
+            <w:r>
+              <w:t>개포고추 장아찌</w:t>
             </w:r>
           </w:p>
         </w:tc>
@@ -567,6 +893,9 @@
     </w:tbl>
     <w:p/>
     <w:p>
+      <w:pPr>
+        <w:pStyle w:val="Heading3"/>
+      </w:pPr>
       <w:r>
         <w:t>2) 신제품 개발 현황</w:t>
       </w:r>
@@ -576,57 +905,172 @@
         <w:pStyle w:val="ListBullet"/>
       </w:pPr>
       <w:r>
-        <w:t>[입력 필요] (예: 오이무침 양념, 불고기 양념 등 레시피 개발·시제품 테스트 — 레시피북 작성 중)</w:t>
+        <w:t>명이나물·깻잎절임 출시</w:t>
+      </w:r>
+    </w:p>
+    <w:p>
+      <w:pPr>
+        <w:pStyle w:val="ListBullet"/>
+      </w:pPr>
+      <w:r>
+        <w:t>고추페스토 실용화 (진행 중) [확인 필요]</w:t>
+      </w:r>
+    </w:p>
+    <w:p>
+      <w:pPr>
+        <w:pStyle w:val="ListBullet"/>
+      </w:pPr>
+      <w:r>
+        <w:t>박피고추절임(태국 인기상품)과 마약 고급소스 개발 (2026년 신제품 예정) [확인 필요]</w:t>
+      </w:r>
+    </w:p>
+    <w:p>
+      <w:pPr>
+        <w:pStyle w:val="ListBullet"/>
+      </w:pPr>
+      <w:r>
+        <w:t>알마늘 절임 출시 전 [확인 필요]</w:t>
+      </w:r>
+    </w:p>
+    <w:p>
+      <w:pPr>
+        <w:pStyle w:val="ListBullet"/>
+      </w:pPr>
+      <w:r>
+        <w:t>호두와 콜라보한 고추페스토 개발 (호두마을 협업 진행 의뢰)</w:t>
       </w:r>
     </w:p>
     <w:tbl>
       <w:tblPr>
-        <w:tblStyle w:val="TableGrid"/>
         <w:tblW w:type="auto" w:w="0"/>
         <w:tblLook w:firstColumn="1" w:firstRow="1" w:lastColumn="0" w:lastRow="0" w:noHBand="0" w:noVBand="1" w:val="04A0"/>
       </w:tblPr>
       <w:tblGrid>
-        <w:gridCol w:w="2880"/>
-        <w:gridCol w:w="2880"/>
-        <w:gridCol w:w="2880"/>
+        <w:gridCol w:w="3324"/>
+        <w:gridCol w:w="3324"/>
+        <w:gridCol w:w="3324"/>
       </w:tblGrid>
       <w:tr>
         <w:tc>
           <w:tcPr>
-            <w:tcW w:type="dxa" w:w="2880"/>
+            <w:tcW w:type="dxa" w:w="3324"/>
           </w:tcPr>
           <w:p>
             <w:r>
-              <w:rPr>
-                <w:b/>
-              </w:rPr>
-              <w:t>시제품 사진 1</w:t>
+              <w:drawing>
+                <wp:inline xmlns:a="http://schemas.openxmlformats.org/drawingml/2006/main" xmlns:pic="http://schemas.openxmlformats.org/drawingml/2006/picture">
+                  <wp:extent cx="1872000" cy="1813760"/>
+                  <wp:docPr id="7" name="Picture 7"/>
+                  <wp:cNvGraphicFramePr>
+                    <a:graphicFrameLocks noChangeAspect="1"/>
+                  </wp:cNvGraphicFramePr>
+                  <a:graphic>
+                    <a:graphicData uri="http://schemas.openxmlformats.org/drawingml/2006/picture">
+                      <pic:pic>
+                        <pic:nvPicPr>
+                          <pic:cNvPr id="0" name="p-010.jpg"/>
+                          <pic:cNvPicPr/>
+                        </pic:nvPicPr>
+                        <pic:blipFill>
+                          <a:blip r:embed="rId15"/>
+                          <a:stretch>
+                            <a:fillRect/>
+                          </a:stretch>
+                        </pic:blipFill>
+                        <pic:spPr>
+                          <a:xfrm>
+                            <a:off x="0" y="0"/>
+                            <a:ext cx="1872000" cy="1813760"/>
+                          </a:xfrm>
+                          <a:prstGeom prst="rect"/>
+                        </pic:spPr>
+                      </pic:pic>
+                    </a:graphicData>
+                  </a:graphic>
+                </wp:inline>
+              </w:drawing>
             </w:r>
           </w:p>
         </w:tc>
         <w:tc>
           <w:tcPr>
-            <w:tcW w:type="dxa" w:w="2880"/>
+            <w:tcW w:type="dxa" w:w="3324"/>
           </w:tcPr>
           <w:p>
             <w:r>
-              <w:rPr>
-                <w:b/>
-              </w:rPr>
-              <w:t>시제품 사진 2</w:t>
+              <w:drawing>
+                <wp:inline xmlns:a="http://schemas.openxmlformats.org/drawingml/2006/main" xmlns:pic="http://schemas.openxmlformats.org/drawingml/2006/picture">
+                  <wp:extent cx="1872000" cy="1404000"/>
+                  <wp:docPr id="8" name="Picture 8"/>
+                  <wp:cNvGraphicFramePr>
+                    <a:graphicFrameLocks noChangeAspect="1"/>
+                  </wp:cNvGraphicFramePr>
+                  <a:graphic>
+                    <a:graphicData uri="http://schemas.openxmlformats.org/drawingml/2006/picture">
+                      <pic:pic>
+                        <pic:nvPicPr>
+                          <pic:cNvPr id="0" name="p-011.jpg"/>
+                          <pic:cNvPicPr/>
+                        </pic:nvPicPr>
+                        <pic:blipFill>
+                          <a:blip r:embed="rId16"/>
+                          <a:stretch>
+                            <a:fillRect/>
+                          </a:stretch>
+                        </pic:blipFill>
+                        <pic:spPr>
+                          <a:xfrm>
+                            <a:off x="0" y="0"/>
+                            <a:ext cx="1872000" cy="1404000"/>
+                          </a:xfrm>
+                          <a:prstGeom prst="rect"/>
+                        </pic:spPr>
+                      </pic:pic>
+                    </a:graphicData>
+                  </a:graphic>
+                </wp:inline>
+              </w:drawing>
             </w:r>
           </w:p>
         </w:tc>
         <w:tc>
           <w:tcPr>
-            <w:tcW w:type="dxa" w:w="2880"/>
+            <w:tcW w:type="dxa" w:w="3324"/>
           </w:tcPr>
           <w:p>
             <w:r>
-              <w:rPr>
-                <w:b/>
-              </w:rPr>
-              <w:t>시제품 사진 3</w:t>
+              <w:drawing>
+                <wp:inline xmlns:a="http://schemas.openxmlformats.org/drawingml/2006/main" xmlns:pic="http://schemas.openxmlformats.org/drawingml/2006/picture">
+                  <wp:extent cx="1872000" cy="1912150"/>
+                  <wp:docPr id="9" name="Picture 9"/>
+                  <wp:cNvGraphicFramePr>
+                    <a:graphicFrameLocks noChangeAspect="1"/>
+                  </wp:cNvGraphicFramePr>
+                  <a:graphic>
+                    <a:graphicData uri="http://schemas.openxmlformats.org/drawingml/2006/picture">
+                      <pic:pic>
+                        <pic:nvPicPr>
+                          <pic:cNvPr id="0" name="p-012.jpg"/>
+                          <pic:cNvPicPr/>
+                        </pic:nvPicPr>
+                        <pic:blipFill>
+                          <a:blip r:embed="rId17"/>
+                          <a:stretch>
+                            <a:fillRect/>
+                          </a:stretch>
+                        </pic:blipFill>
+                        <pic:spPr>
+                          <a:xfrm>
+                            <a:off x="0" y="0"/>
+                            <a:ext cx="1872000" cy="1912150"/>
+                          </a:xfrm>
+                          <a:prstGeom prst="rect"/>
+                        </pic:spPr>
+                      </pic:pic>
+                    </a:graphicData>
+                  </a:graphic>
+                </wp:inline>
+              </w:drawing>
             </w:r>
           </w:p>
         </w:tc>
@@ -634,31 +1078,40 @@
       <w:tr>
         <w:tc>
           <w:tcPr>
-            <w:tcW w:type="dxa" w:w="2880"/>
+            <w:tcW w:type="dxa" w:w="3324"/>
           </w:tcPr>
           <w:p>
+            <w:pPr>
+              <w:jc w:val="center"/>
+            </w:pPr>
             <w:r>
-              <w:t>(사진 삽입)</w:t>
+              <w:t>참기름 콜라보 제품(진행 중)</w:t>
             </w:r>
           </w:p>
         </w:tc>
         <w:tc>
           <w:tcPr>
-            <w:tcW w:type="dxa" w:w="2880"/>
+            <w:tcW w:type="dxa" w:w="3324"/>
           </w:tcPr>
           <w:p>
+            <w:pPr>
+              <w:jc w:val="center"/>
+            </w:pPr>
             <w:r>
-              <w:t>(사진 삽입)</w:t>
+              <w:t>국산 깻잎 장아찌</w:t>
             </w:r>
           </w:p>
         </w:tc>
         <w:tc>
           <w:tcPr>
-            <w:tcW w:type="dxa" w:w="2880"/>
+            <w:tcW w:type="dxa" w:w="3324"/>
           </w:tcPr>
           <w:p>
+            <w:pPr>
+              <w:jc w:val="center"/>
+            </w:pPr>
             <w:r>
-              <w:t>(사진 삽입)</w:t>
+              <w:t>명이나물 장아찌</w:t>
             </w:r>
           </w:p>
         </w:tc>
@@ -666,8 +1119,11 @@
     </w:tbl>
     <w:p/>
     <w:p>
+      <w:pPr>
+        <w:pStyle w:val="Heading3"/>
+      </w:pPr>
       <w:r>
-        <w:t>3) 기타 실적(홍보, 전시회 등 행사 참가실적, 업무협약 등 실적)</w:t>
+        <w:t>3) 기타 실적 (홍보, 전시회 등 행사 참가실적, 업무협약 등)</w:t>
       </w:r>
     </w:p>
     <w:p>
@@ -675,18 +1131,386 @@
         <w:pStyle w:val="ListBullet"/>
       </w:pPr>
       <w:r>
-        <w:t>[입력 필요]</w:t>
+        <w:t>네이버 해피빈 펀딩 2회 진행, 1700% 달성</w:t>
+      </w:r>
+    </w:p>
+    <w:p>
+      <w:pPr>
+        <w:pStyle w:val="ListBullet"/>
+      </w:pPr>
+      <w:r>
+        <w:t>롯데백화점 포항점 예천군 우수농식품대전 참가</w:t>
+      </w:r>
+    </w:p>
+    <w:p>
+      <w:pPr>
+        <w:pStyle w:val="ListBullet"/>
+      </w:pPr>
+      <w:r>
+        <w:t>대구 아침마당 2세대 여성청년농부 출연</w:t>
+      </w:r>
+    </w:p>
+    <w:p>
+      <w:pPr>
+        <w:pStyle w:val="ListBullet"/>
+      </w:pPr>
+      <w:r>
+        <w:t>대구신문 청년농부 우수사례 지아팜 보도</w:t>
+      </w:r>
+    </w:p>
+    <w:p>
+      <w:pPr>
+        <w:pStyle w:val="ListBullet"/>
+      </w:pPr>
+      <w:r>
+        <w:t>하양꿈바우시장 상인회와 업무협약(농블레스)</w:t>
+      </w:r>
+    </w:p>
+    <w:p>
+      <w:pPr>
+        <w:pStyle w:val="ListBullet"/>
+      </w:pPr>
+      <w:r>
+        <w:t>경북여성정책개발원 3기</w:t>
+      </w:r>
+    </w:p>
+    <w:p>
+      <w:pPr>
+        <w:pStyle w:val="ListBullet"/>
+      </w:pPr>
+      <w:r>
+        <w:t>그린대로 성공적인 귀농사례 예천군 지아팜 소개</w:t>
+      </w:r>
+    </w:p>
+    <w:p>
+      <w:pPr>
+        <w:pStyle w:val="ListBullet"/>
+      </w:pPr>
+      <w:r>
+        <w:t>추석맞이 경북 큰장터 전시회 참가 / 한국농업경영인연합회 추석맞이 전국행사 참가</w:t>
+      </w:r>
+    </w:p>
+    <w:p>
+      <w:pPr>
+        <w:pStyle w:val="ListBullet"/>
+      </w:pPr>
+      <w:r>
+        <w:t>※ 2025.10 이후 신규 실적 추가: [확인 필요]</w:t>
+      </w:r>
+    </w:p>
+    <w:tbl>
+      <w:tblPr>
+        <w:tblW w:type="auto" w:w="0"/>
+        <w:tblLook w:firstColumn="1" w:firstRow="1" w:lastColumn="0" w:lastRow="0" w:noHBand="0" w:noVBand="1" w:val="04A0"/>
+      </w:tblPr>
+      <w:tblGrid>
+        <w:gridCol w:w="3324"/>
+        <w:gridCol w:w="3324"/>
+        <w:gridCol w:w="3324"/>
+      </w:tblGrid>
+      <w:tr>
+        <w:tc>
+          <w:tcPr>
+            <w:tcW w:type="dxa" w:w="3324"/>
+          </w:tcPr>
+          <w:p>
+            <w:r>
+              <w:drawing>
+                <wp:inline xmlns:a="http://schemas.openxmlformats.org/drawingml/2006/main" xmlns:pic="http://schemas.openxmlformats.org/drawingml/2006/picture">
+                  <wp:extent cx="1872000" cy="1358240"/>
+                  <wp:docPr id="10" name="Picture 10"/>
+                  <wp:cNvGraphicFramePr>
+                    <a:graphicFrameLocks noChangeAspect="1"/>
+                  </wp:cNvGraphicFramePr>
+                  <a:graphic>
+                    <a:graphicData uri="http://schemas.openxmlformats.org/drawingml/2006/picture">
+                      <pic:pic>
+                        <pic:nvPicPr>
+                          <pic:cNvPr id="0" name="p-013.jpg"/>
+                          <pic:cNvPicPr/>
+                        </pic:nvPicPr>
+                        <pic:blipFill>
+                          <a:blip r:embed="rId18"/>
+                          <a:stretch>
+                            <a:fillRect/>
+                          </a:stretch>
+                        </pic:blipFill>
+                        <pic:spPr>
+                          <a:xfrm>
+                            <a:off x="0" y="0"/>
+                            <a:ext cx="1872000" cy="1358240"/>
+                          </a:xfrm>
+                          <a:prstGeom prst="rect"/>
+                        </pic:spPr>
+                      </pic:pic>
+                    </a:graphicData>
+                  </a:graphic>
+                </wp:inline>
+              </w:drawing>
+            </w:r>
+          </w:p>
+        </w:tc>
+        <w:tc>
+          <w:tcPr>
+            <w:tcW w:type="dxa" w:w="3324"/>
+          </w:tcPr>
+          <w:p>
+            <w:r>
+              <w:drawing>
+                <wp:inline xmlns:a="http://schemas.openxmlformats.org/drawingml/2006/main" xmlns:pic="http://schemas.openxmlformats.org/drawingml/2006/picture">
+                  <wp:extent cx="1872000" cy="863200"/>
+                  <wp:docPr id="11" name="Picture 11"/>
+                  <wp:cNvGraphicFramePr>
+                    <a:graphicFrameLocks noChangeAspect="1"/>
+                  </wp:cNvGraphicFramePr>
+                  <a:graphic>
+                    <a:graphicData uri="http://schemas.openxmlformats.org/drawingml/2006/picture">
+                      <pic:pic>
+                        <pic:nvPicPr>
+                          <pic:cNvPr id="0" name="p-014.jpg"/>
+                          <pic:cNvPicPr/>
+                        </pic:nvPicPr>
+                        <pic:blipFill>
+                          <a:blip r:embed="rId19"/>
+                          <a:stretch>
+                            <a:fillRect/>
+                          </a:stretch>
+                        </pic:blipFill>
+                        <pic:spPr>
+                          <a:xfrm>
+                            <a:off x="0" y="0"/>
+                            <a:ext cx="1872000" cy="863200"/>
+                          </a:xfrm>
+                          <a:prstGeom prst="rect"/>
+                        </pic:spPr>
+                      </pic:pic>
+                    </a:graphicData>
+                  </a:graphic>
+                </wp:inline>
+              </w:drawing>
+            </w:r>
+          </w:p>
+        </w:tc>
+        <w:tc>
+          <w:tcPr>
+            <w:tcW w:type="dxa" w:w="3324"/>
+          </w:tcPr>
+          <w:p>
+            <w:r>
+              <w:drawing>
+                <wp:inline xmlns:a="http://schemas.openxmlformats.org/drawingml/2006/main" xmlns:pic="http://schemas.openxmlformats.org/drawingml/2006/picture">
+                  <wp:extent cx="1872000" cy="2620218"/>
+                  <wp:docPr id="12" name="Picture 12"/>
+                  <wp:cNvGraphicFramePr>
+                    <a:graphicFrameLocks noChangeAspect="1"/>
+                  </wp:cNvGraphicFramePr>
+                  <a:graphic>
+                    <a:graphicData uri="http://schemas.openxmlformats.org/drawingml/2006/picture">
+                      <pic:pic>
+                        <pic:nvPicPr>
+                          <pic:cNvPr id="0" name="p-015.jpg"/>
+                          <pic:cNvPicPr/>
+                        </pic:nvPicPr>
+                        <pic:blipFill>
+                          <a:blip r:embed="rId20"/>
+                          <a:stretch>
+                            <a:fillRect/>
+                          </a:stretch>
+                        </pic:blipFill>
+                        <pic:spPr>
+                          <a:xfrm>
+                            <a:off x="0" y="0"/>
+                            <a:ext cx="1872000" cy="2620218"/>
+                          </a:xfrm>
+                          <a:prstGeom prst="rect"/>
+                        </pic:spPr>
+                      </pic:pic>
+                    </a:graphicData>
+                  </a:graphic>
+                </wp:inline>
+              </w:drawing>
+            </w:r>
+          </w:p>
+        </w:tc>
+      </w:tr>
+      <w:tr>
+        <w:tc>
+          <w:tcPr>
+            <w:tcW w:type="dxa" w:w="3324"/>
+          </w:tcPr>
+          <w:p>
+            <w:pPr>
+              <w:jc w:val="center"/>
+            </w:pPr>
+            <w:r>
+              <w:t>롯데백화점 포항점 우수농식품대전</w:t>
+            </w:r>
+          </w:p>
+        </w:tc>
+        <w:tc>
+          <w:tcPr>
+            <w:tcW w:type="dxa" w:w="3324"/>
+          </w:tcPr>
+          <w:p>
+            <w:pPr>
+              <w:jc w:val="center"/>
+            </w:pPr>
+            <w:r>
+              <w:t>대구 아침마당 출연</w:t>
+            </w:r>
+          </w:p>
+        </w:tc>
+        <w:tc>
+          <w:tcPr>
+            <w:tcW w:type="dxa" w:w="3324"/>
+          </w:tcPr>
+          <w:p>
+            <w:pPr>
+              <w:jc w:val="center"/>
+            </w:pPr>
+            <w:r>
+              <w:t>대구신문 청년농부 보도</w:t>
+            </w:r>
+          </w:p>
+        </w:tc>
+      </w:tr>
+    </w:tbl>
+    <w:p/>
+    <w:tbl>
+      <w:tblPr>
+        <w:tblW w:type="auto" w:w="0"/>
+        <w:tblLook w:firstColumn="1" w:firstRow="1" w:lastColumn="0" w:lastRow="0" w:noHBand="0" w:noVBand="1" w:val="04A0"/>
+      </w:tblPr>
+      <w:tblGrid>
+        <w:gridCol w:w="4986"/>
+        <w:gridCol w:w="4986"/>
+      </w:tblGrid>
+      <w:tr>
+        <w:tc>
+          <w:tcPr>
+            <w:tcW w:type="dxa" w:w="4986"/>
+          </w:tcPr>
+          <w:p>
+            <w:r>
+              <w:drawing>
+                <wp:inline xmlns:a="http://schemas.openxmlformats.org/drawingml/2006/main" xmlns:pic="http://schemas.openxmlformats.org/drawingml/2006/picture">
+                  <wp:extent cx="2160000" cy="1092000"/>
+                  <wp:docPr id="13" name="Picture 13"/>
+                  <wp:cNvGraphicFramePr>
+                    <a:graphicFrameLocks noChangeAspect="1"/>
+                  </wp:cNvGraphicFramePr>
+                  <a:graphic>
+                    <a:graphicData uri="http://schemas.openxmlformats.org/drawingml/2006/picture">
+                      <pic:pic>
+                        <pic:nvPicPr>
+                          <pic:cNvPr id="0" name="p-016.jpg"/>
+                          <pic:cNvPicPr/>
+                        </pic:nvPicPr>
+                        <pic:blipFill>
+                          <a:blip r:embed="rId21"/>
+                          <a:stretch>
+                            <a:fillRect/>
+                          </a:stretch>
+                        </pic:blipFill>
+                        <pic:spPr>
+                          <a:xfrm>
+                            <a:off x="0" y="0"/>
+                            <a:ext cx="2160000" cy="1092000"/>
+                          </a:xfrm>
+                          <a:prstGeom prst="rect"/>
+                        </pic:spPr>
+                      </pic:pic>
+                    </a:graphicData>
+                  </a:graphic>
+                </wp:inline>
+              </w:drawing>
+            </w:r>
+          </w:p>
+        </w:tc>
+        <w:tc>
+          <w:tcPr>
+            <w:tcW w:type="dxa" w:w="4986"/>
+          </w:tcPr>
+          <w:p>
+            <w:r>
+              <w:drawing>
+                <wp:inline xmlns:a="http://schemas.openxmlformats.org/drawingml/2006/main" xmlns:pic="http://schemas.openxmlformats.org/drawingml/2006/picture">
+                  <wp:extent cx="2160000" cy="1214400"/>
+                  <wp:docPr id="14" name="Picture 14"/>
+                  <wp:cNvGraphicFramePr>
+                    <a:graphicFrameLocks noChangeAspect="1"/>
+                  </wp:cNvGraphicFramePr>
+                  <a:graphic>
+                    <a:graphicData uri="http://schemas.openxmlformats.org/drawingml/2006/picture">
+                      <pic:pic>
+                        <pic:nvPicPr>
+                          <pic:cNvPr id="0" name="p-018.jpg"/>
+                          <pic:cNvPicPr/>
+                        </pic:nvPicPr>
+                        <pic:blipFill>
+                          <a:blip r:embed="rId22"/>
+                          <a:stretch>
+                            <a:fillRect/>
+                          </a:stretch>
+                        </pic:blipFill>
+                        <pic:spPr>
+                          <a:xfrm>
+                            <a:off x="0" y="0"/>
+                            <a:ext cx="2160000" cy="1214400"/>
+                          </a:xfrm>
+                          <a:prstGeom prst="rect"/>
+                        </pic:spPr>
+                      </pic:pic>
+                    </a:graphicData>
+                  </a:graphic>
+                </wp:inline>
+              </w:drawing>
+            </w:r>
+          </w:p>
+        </w:tc>
+      </w:tr>
+      <w:tr>
+        <w:tc>
+          <w:tcPr>
+            <w:tcW w:type="dxa" w:w="4986"/>
+          </w:tcPr>
+          <w:p>
+            <w:pPr>
+              <w:jc w:val="center"/>
+            </w:pPr>
+            <w:r>
+              <w:t>추석맞이 경북 큰장터</w:t>
+            </w:r>
+          </w:p>
+        </w:tc>
+        <w:tc>
+          <w:tcPr>
+            <w:tcW w:type="dxa" w:w="4986"/>
+          </w:tcPr>
+          <w:p>
+            <w:pPr>
+              <w:jc w:val="center"/>
+            </w:pPr>
+            <w:r>
+              <w:t>전시·판매 행사</w:t>
+            </w:r>
+          </w:p>
+        </w:tc>
+      </w:tr>
+    </w:tbl>
+    <w:p/>
+    <w:p>
+      <w:pPr>
+        <w:pStyle w:val="Heading2"/>
+      </w:pPr>
+      <w:r>
+        <w:t>4. 사업성과</w:t>
       </w:r>
     </w:p>
     <w:p>
       <w:pPr>
         <w:pStyle w:val="Heading3"/>
       </w:pPr>
-      <w:r>
-        <w:t>4. 사업성과</w:t>
-      </w:r>
-    </w:p>
-    <w:p>
       <w:r>
         <w:t>1) 매출 및 고용 현황</w:t>
       </w:r>
@@ -698,15 +1522,15 @@
         <w:tblLook w:firstColumn="1" w:firstRow="1" w:lastColumn="0" w:lastRow="0" w:noHBand="0" w:noVBand="1" w:val="04A0"/>
       </w:tblPr>
       <w:tblGrid>
-        <w:gridCol w:w="2160"/>
-        <w:gridCol w:w="2160"/>
-        <w:gridCol w:w="2160"/>
-        <w:gridCol w:w="2160"/>
+        <w:gridCol w:w="2493"/>
+        <w:gridCol w:w="2493"/>
+        <w:gridCol w:w="2493"/>
+        <w:gridCol w:w="2493"/>
       </w:tblGrid>
       <w:tr>
         <w:tc>
           <w:tcPr>
-            <w:tcW w:type="dxa" w:w="2160"/>
+            <w:tcW w:type="dxa" w:w="2493"/>
           </w:tcPr>
           <w:p>
             <w:r>
@@ -719,7 +1543,7 @@
         </w:tc>
         <w:tc>
           <w:tcPr>
-            <w:tcW w:type="dxa" w:w="2160"/>
+            <w:tcW w:type="dxa" w:w="2493"/>
           </w:tcPr>
           <w:p>
             <w:r>
@@ -732,7 +1556,7 @@
         </w:tc>
         <w:tc>
           <w:tcPr>
-            <w:tcW w:type="dxa" w:w="2160"/>
+            <w:tcW w:type="dxa" w:w="2493"/>
           </w:tcPr>
           <w:p>
             <w:r>
@@ -745,7 +1569,7 @@
         </w:tc>
         <w:tc>
           <w:tcPr>
-            <w:tcW w:type="dxa" w:w="2160"/>
+            <w:tcW w:type="dxa" w:w="2493"/>
           </w:tcPr>
           <w:p>
             <w:r>
@@ -760,7 +1584,7 @@
       <w:tr>
         <w:tc>
           <w:tcPr>
-            <w:tcW w:type="dxa" w:w="2160"/>
+            <w:tcW w:type="dxa" w:w="2493"/>
           </w:tcPr>
           <w:p>
             <w:r>
@@ -770,31 +1594,31 @@
         </w:tc>
         <w:tc>
           <w:tcPr>
-            <w:tcW w:type="dxa" w:w="2160"/>
+            <w:tcW w:type="dxa" w:w="2493"/>
           </w:tcPr>
           <w:p>
             <w:r>
-              <w:t>[입력 필요]</w:t>
+              <w:t>170,000</w:t>
             </w:r>
           </w:p>
         </w:tc>
         <w:tc>
           <w:tcPr>
-            <w:tcW w:type="dxa" w:w="2160"/>
+            <w:tcW w:type="dxa" w:w="2493"/>
           </w:tcPr>
           <w:p>
             <w:r>
-              <w:t>[입력 필요]</w:t>
+              <w:t>0</w:t>
             </w:r>
           </w:p>
         </w:tc>
         <w:tc>
           <w:tcPr>
-            <w:tcW w:type="dxa" w:w="2160"/>
+            <w:tcW w:type="dxa" w:w="2493"/>
           </w:tcPr>
           <w:p>
             <w:r>
-              <w:t>[입력 필요] 입주</w:t>
+              <w:t>2023.12.1. 입주</w:t>
             </w:r>
           </w:p>
         </w:tc>
@@ -802,7 +1626,7 @@
       <w:tr>
         <w:tc>
           <w:tcPr>
-            <w:tcW w:type="dxa" w:w="2160"/>
+            <w:tcW w:type="dxa" w:w="2493"/>
           </w:tcPr>
           <w:p>
             <w:r>
@@ -812,27 +1636,27 @@
         </w:tc>
         <w:tc>
           <w:tcPr>
-            <w:tcW w:type="dxa" w:w="2160"/>
+            <w:tcW w:type="dxa" w:w="2493"/>
           </w:tcPr>
           <w:p>
             <w:r>
-              <w:t>[입력 필요]</w:t>
+              <w:t>180,000 ([확인 필요])</w:t>
             </w:r>
           </w:p>
         </w:tc>
         <w:tc>
           <w:tcPr>
-            <w:tcW w:type="dxa" w:w="2160"/>
+            <w:tcW w:type="dxa" w:w="2493"/>
           </w:tcPr>
           <w:p>
             <w:r>
-              <w:t>[입력 필요]</w:t>
+              <w:t>1</w:t>
             </w:r>
           </w:p>
         </w:tc>
         <w:tc>
           <w:tcPr>
-            <w:tcW w:type="dxa" w:w="2160"/>
+            <w:tcW w:type="dxa" w:w="2493"/>
           </w:tcPr>
           <w:p>
             <w:r/>
@@ -842,7 +1666,7 @@
       <w:tr>
         <w:tc>
           <w:tcPr>
-            <w:tcW w:type="dxa" w:w="2160"/>
+            <w:tcW w:type="dxa" w:w="2493"/>
           </w:tcPr>
           <w:p>
             <w:r>
@@ -852,27 +1676,27 @@
         </w:tc>
         <w:tc>
           <w:tcPr>
-            <w:tcW w:type="dxa" w:w="2160"/>
+            <w:tcW w:type="dxa" w:w="2493"/>
           </w:tcPr>
           <w:p>
             <w:r>
-              <w:t>[입력 필요]</w:t>
+              <w:t>[확인 필요]</w:t>
             </w:r>
           </w:p>
         </w:tc>
         <w:tc>
           <w:tcPr>
-            <w:tcW w:type="dxa" w:w="2160"/>
+            <w:tcW w:type="dxa" w:w="2493"/>
           </w:tcPr>
           <w:p>
             <w:r>
-              <w:t>[입력 필요]</w:t>
+              <w:t>[확인 필요]</w:t>
             </w:r>
           </w:p>
         </w:tc>
         <w:tc>
           <w:tcPr>
-            <w:tcW w:type="dxa" w:w="2160"/>
+            <w:tcW w:type="dxa" w:w="2493"/>
           </w:tcPr>
           <w:p>
             <w:r/>
@@ -882,6 +1706,9 @@
     </w:tbl>
     <w:p/>
     <w:p>
+      <w:pPr>
+        <w:pStyle w:val="Heading3"/>
+      </w:pPr>
       <w:r>
         <w:t>2) 지식재산권 획득 현황</w:t>
       </w:r>
@@ -893,16 +1720,16 @@
         <w:tblLook w:firstColumn="1" w:firstRow="1" w:lastColumn="0" w:lastRow="0" w:noHBand="0" w:noVBand="1" w:val="04A0"/>
       </w:tblPr>
       <w:tblGrid>
-        <w:gridCol w:w="1728"/>
-        <w:gridCol w:w="1728"/>
-        <w:gridCol w:w="1728"/>
-        <w:gridCol w:w="1728"/>
-        <w:gridCol w:w="1728"/>
+        <w:gridCol w:w="1994"/>
+        <w:gridCol w:w="1994"/>
+        <w:gridCol w:w="1994"/>
+        <w:gridCol w:w="1994"/>
+        <w:gridCol w:w="1994"/>
       </w:tblGrid>
       <w:tr>
         <w:tc>
           <w:tcPr>
-            <w:tcW w:type="dxa" w:w="1728"/>
+            <w:tcW w:type="dxa" w:w="1994"/>
           </w:tcPr>
           <w:p>
             <w:r>
@@ -915,7 +1742,7 @@
         </w:tc>
         <w:tc>
           <w:tcPr>
-            <w:tcW w:type="dxa" w:w="1728"/>
+            <w:tcW w:type="dxa" w:w="1994"/>
           </w:tcPr>
           <w:p>
             <w:r>
@@ -928,7 +1755,7 @@
         </w:tc>
         <w:tc>
           <w:tcPr>
-            <w:tcW w:type="dxa" w:w="1728"/>
+            <w:tcW w:type="dxa" w:w="1994"/>
           </w:tcPr>
           <w:p>
             <w:r>
@@ -941,7 +1768,7 @@
         </w:tc>
         <w:tc>
           <w:tcPr>
-            <w:tcW w:type="dxa" w:w="1728"/>
+            <w:tcW w:type="dxa" w:w="1994"/>
           </w:tcPr>
           <w:p>
             <w:r>
@@ -954,7 +1781,7 @@
         </w:tc>
         <w:tc>
           <w:tcPr>
-            <w:tcW w:type="dxa" w:w="1728"/>
+            <w:tcW w:type="dxa" w:w="1994"/>
           </w:tcPr>
           <w:p>
             <w:r>
@@ -969,7 +1796,7 @@
       <w:tr>
         <w:tc>
           <w:tcPr>
-            <w:tcW w:type="dxa" w:w="1728"/>
+            <w:tcW w:type="dxa" w:w="1994"/>
           </w:tcPr>
           <w:p>
             <w:r>
@@ -979,41 +1806,41 @@
         </w:tc>
         <w:tc>
           <w:tcPr>
-            <w:tcW w:type="dxa" w:w="1728"/>
+            <w:tcW w:type="dxa" w:w="1994"/>
           </w:tcPr>
           <w:p>
             <w:r>
-              <w:t>상표출원 (해당 시)</w:t>
+              <w:t>상표출원</w:t>
             </w:r>
           </w:p>
         </w:tc>
         <w:tc>
           <w:tcPr>
-            <w:tcW w:type="dxa" w:w="1728"/>
+            <w:tcW w:type="dxa" w:w="1994"/>
           </w:tcPr>
           <w:p>
             <w:r>
-              <w:t>[입력 필요]</w:t>
+              <w:t>40-2024-0207347</w:t>
             </w:r>
           </w:p>
         </w:tc>
         <w:tc>
           <w:tcPr>
-            <w:tcW w:type="dxa" w:w="1728"/>
+            <w:tcW w:type="dxa" w:w="1994"/>
           </w:tcPr>
           <w:p>
             <w:r>
-              <w:t>[입력 필요]</w:t>
+              <w:t>2024.11.12</w:t>
             </w:r>
           </w:p>
         </w:tc>
         <w:tc>
           <w:tcPr>
-            <w:tcW w:type="dxa" w:w="1728"/>
+            <w:tcW w:type="dxa" w:w="1994"/>
           </w:tcPr>
           <w:p>
             <w:r>
-              <w:t>[입력 필요]</w:t>
+              <w:t>지아팜+로고(5가지)</w:t>
             </w:r>
           </w:p>
         </w:tc>
@@ -1021,7 +1848,7 @@
       <w:tr>
         <w:tc>
           <w:tcPr>
-            <w:tcW w:type="dxa" w:w="1728"/>
+            <w:tcW w:type="dxa" w:w="1994"/>
           </w:tcPr>
           <w:p>
             <w:r>
@@ -1031,7 +1858,7 @@
         </w:tc>
         <w:tc>
           <w:tcPr>
-            <w:tcW w:type="dxa" w:w="1728"/>
+            <w:tcW w:type="dxa" w:w="1994"/>
           </w:tcPr>
           <w:p>
             <w:r/>
@@ -1039,7 +1866,7 @@
         </w:tc>
         <w:tc>
           <w:tcPr>
-            <w:tcW w:type="dxa" w:w="1728"/>
+            <w:tcW w:type="dxa" w:w="1994"/>
           </w:tcPr>
           <w:p>
             <w:r/>
@@ -1047,7 +1874,7 @@
         </w:tc>
         <w:tc>
           <w:tcPr>
-            <w:tcW w:type="dxa" w:w="1728"/>
+            <w:tcW w:type="dxa" w:w="1994"/>
           </w:tcPr>
           <w:p>
             <w:r/>
@@ -1055,7 +1882,7 @@
         </w:tc>
         <w:tc>
           <w:tcPr>
-            <w:tcW w:type="dxa" w:w="1728"/>
+            <w:tcW w:type="dxa" w:w="1994"/>
           </w:tcPr>
           <w:p>
             <w:r/>
@@ -1065,6 +1892,9 @@
     </w:tbl>
     <w:p/>
     <w:p>
+      <w:pPr>
+        <w:pStyle w:val="Heading3"/>
+      </w:pPr>
       <w:r>
         <w:t>3) 인증 획득 현황</w:t>
       </w:r>
@@ -1076,16 +1906,16 @@
         <w:tblLook w:firstColumn="1" w:firstRow="1" w:lastColumn="0" w:lastRow="0" w:noHBand="0" w:noVBand="1" w:val="04A0"/>
       </w:tblPr>
       <w:tblGrid>
-        <w:gridCol w:w="1728"/>
-        <w:gridCol w:w="1728"/>
-        <w:gridCol w:w="1728"/>
-        <w:gridCol w:w="1728"/>
-        <w:gridCol w:w="1728"/>
+        <w:gridCol w:w="1994"/>
+        <w:gridCol w:w="1994"/>
+        <w:gridCol w:w="1994"/>
+        <w:gridCol w:w="1994"/>
+        <w:gridCol w:w="1994"/>
       </w:tblGrid>
       <w:tr>
         <w:tc>
           <w:tcPr>
-            <w:tcW w:type="dxa" w:w="1728"/>
+            <w:tcW w:type="dxa" w:w="1994"/>
           </w:tcPr>
           <w:p>
             <w:r>
@@ -1098,7 +1928,7 @@
         </w:tc>
         <w:tc>
           <w:tcPr>
-            <w:tcW w:type="dxa" w:w="1728"/>
+            <w:tcW w:type="dxa" w:w="1994"/>
           </w:tcPr>
           <w:p>
             <w:r>
@@ -1111,7 +1941,7 @@
         </w:tc>
         <w:tc>
           <w:tcPr>
-            <w:tcW w:type="dxa" w:w="1728"/>
+            <w:tcW w:type="dxa" w:w="1994"/>
           </w:tcPr>
           <w:p>
             <w:r>
@@ -1124,7 +1954,7 @@
         </w:tc>
         <w:tc>
           <w:tcPr>
-            <w:tcW w:type="dxa" w:w="1728"/>
+            <w:tcW w:type="dxa" w:w="1994"/>
           </w:tcPr>
           <w:p>
             <w:r>
@@ -1137,7 +1967,7 @@
         </w:tc>
         <w:tc>
           <w:tcPr>
-            <w:tcW w:type="dxa" w:w="1728"/>
+            <w:tcW w:type="dxa" w:w="1994"/>
           </w:tcPr>
           <w:p>
             <w:r>
@@ -1152,7 +1982,7 @@
       <w:tr>
         <w:tc>
           <w:tcPr>
-            <w:tcW w:type="dxa" w:w="1728"/>
+            <w:tcW w:type="dxa" w:w="1994"/>
           </w:tcPr>
           <w:p>
             <w:r>
@@ -1162,37 +1992,33 @@
         </w:tc>
         <w:tc>
           <w:tcPr>
-            <w:tcW w:type="dxa" w:w="1728"/>
+            <w:tcW w:type="dxa" w:w="1994"/>
           </w:tcPr>
           <w:p>
             <w:r>
-              <w:t>[입력 필요] (예: 식품제조가공업 영업신고)</w:t>
+              <w:t>[확인 필요] (소규모 HACCP·6차산업 인증 진행 상황)</w:t>
             </w:r>
           </w:p>
         </w:tc>
         <w:tc>
           <w:tcPr>
-            <w:tcW w:type="dxa" w:w="1728"/>
+            <w:tcW w:type="dxa" w:w="1994"/>
           </w:tcPr>
           <w:p>
-            <w:r>
-              <w:t>[입력 필요]</w:t>
-            </w:r>
+            <w:r/>
           </w:p>
         </w:tc>
         <w:tc>
           <w:tcPr>
-            <w:tcW w:type="dxa" w:w="1728"/>
+            <w:tcW w:type="dxa" w:w="1994"/>
           </w:tcPr>
           <w:p>
-            <w:r>
-              <w:t>[입력 필요]</w:t>
-            </w:r>
+            <w:r/>
           </w:p>
         </w:tc>
         <w:tc>
           <w:tcPr>
-            <w:tcW w:type="dxa" w:w="1728"/>
+            <w:tcW w:type="dxa" w:w="1994"/>
           </w:tcPr>
           <w:p>
             <w:r/>
@@ -1202,6 +2028,9 @@
     </w:tbl>
     <w:p/>
     <w:p>
+      <w:pPr>
+        <w:pStyle w:val="Heading3"/>
+      </w:pPr>
       <w:r>
         <w:t>4) 자금유치 현황</w:t>
       </w:r>
@@ -1213,16 +2042,16 @@
         <w:tblLook w:firstColumn="1" w:firstRow="1" w:lastColumn="0" w:lastRow="0" w:noHBand="0" w:noVBand="1" w:val="04A0"/>
       </w:tblPr>
       <w:tblGrid>
-        <w:gridCol w:w="1728"/>
-        <w:gridCol w:w="1728"/>
-        <w:gridCol w:w="1728"/>
-        <w:gridCol w:w="1728"/>
-        <w:gridCol w:w="1728"/>
+        <w:gridCol w:w="1994"/>
+        <w:gridCol w:w="1994"/>
+        <w:gridCol w:w="1994"/>
+        <w:gridCol w:w="1994"/>
+        <w:gridCol w:w="1994"/>
       </w:tblGrid>
       <w:tr>
         <w:tc>
           <w:tcPr>
-            <w:tcW w:type="dxa" w:w="1728"/>
+            <w:tcW w:type="dxa" w:w="1994"/>
           </w:tcPr>
           <w:p>
             <w:r>
@@ -1235,7 +2064,7 @@
         </w:tc>
         <w:tc>
           <w:tcPr>
-            <w:tcW w:type="dxa" w:w="1728"/>
+            <w:tcW w:type="dxa" w:w="1994"/>
           </w:tcPr>
           <w:p>
             <w:r>
@@ -1248,20 +2077,20 @@
         </w:tc>
         <w:tc>
           <w:tcPr>
-            <w:tcW w:type="dxa" w:w="1728"/>
+            <w:tcW w:type="dxa" w:w="1994"/>
           </w:tcPr>
           <w:p>
             <w:r>
               <w:rPr>
                 <w:b/>
               </w:rPr>
-              <w:t>사업명</w:t>
+              <w:t>사 업 명</w:t>
             </w:r>
           </w:p>
         </w:tc>
         <w:tc>
           <w:tcPr>
-            <w:tcW w:type="dxa" w:w="1728"/>
+            <w:tcW w:type="dxa" w:w="1994"/>
           </w:tcPr>
           <w:p>
             <w:r>
@@ -1274,7 +2103,7 @@
         </w:tc>
         <w:tc>
           <w:tcPr>
-            <w:tcW w:type="dxa" w:w="1728"/>
+            <w:tcW w:type="dxa" w:w="1994"/>
           </w:tcPr>
           <w:p>
             <w:r>
@@ -1289,7 +2118,7 @@
       <w:tr>
         <w:tc>
           <w:tcPr>
-            <w:tcW w:type="dxa" w:w="1728"/>
+            <w:tcW w:type="dxa" w:w="1994"/>
           </w:tcPr>
           <w:p>
             <w:r>
@@ -1299,41 +2128,41 @@
         </w:tc>
         <w:tc>
           <w:tcPr>
-            <w:tcW w:type="dxa" w:w="1728"/>
+            <w:tcW w:type="dxa" w:w="1994"/>
           </w:tcPr>
           <w:p>
             <w:r>
-              <w:t>[입력 필요]</w:t>
+              <w:t>예천군</w:t>
             </w:r>
           </w:p>
         </w:tc>
         <w:tc>
           <w:tcPr>
-            <w:tcW w:type="dxa" w:w="1728"/>
+            <w:tcW w:type="dxa" w:w="1994"/>
           </w:tcPr>
           <w:p>
             <w:r>
-              <w:t>[입력 필요]</w:t>
+              <w:t>청년농부 창농기반 구축사업</w:t>
             </w:r>
           </w:p>
         </w:tc>
         <w:tc>
           <w:tcPr>
-            <w:tcW w:type="dxa" w:w="1728"/>
+            <w:tcW w:type="dxa" w:w="1994"/>
           </w:tcPr>
           <w:p>
             <w:r>
-              <w:t>[입력 필요]</w:t>
+              <w:t>100,000</w:t>
             </w:r>
           </w:p>
         </w:tc>
         <w:tc>
           <w:tcPr>
-            <w:tcW w:type="dxa" w:w="1728"/>
+            <w:tcW w:type="dxa" w:w="1994"/>
           </w:tcPr>
           <w:p>
             <w:r>
-              <w:t>[입력 필요]</w:t>
+              <w:t>2023</w:t>
             </w:r>
           </w:p>
         </w:tc>
@@ -1341,7 +2170,7 @@
       <w:tr>
         <w:tc>
           <w:tcPr>
-            <w:tcW w:type="dxa" w:w="1728"/>
+            <w:tcW w:type="dxa" w:w="1994"/>
           </w:tcPr>
           <w:p>
             <w:r>
@@ -1351,41 +2180,49 @@
         </w:tc>
         <w:tc>
           <w:tcPr>
-            <w:tcW w:type="dxa" w:w="1728"/>
+            <w:tcW w:type="dxa" w:w="1994"/>
           </w:tcPr>
           <w:p>
-            <w:r/>
+            <w:r>
+              <w:t>경북농업기술원</w:t>
+            </w:r>
           </w:p>
         </w:tc>
         <w:tc>
           <w:tcPr>
-            <w:tcW w:type="dxa" w:w="1728"/>
+            <w:tcW w:type="dxa" w:w="1994"/>
           </w:tcPr>
           <w:p>
-            <w:r/>
+            <w:r>
+              <w:t>귀농창업활성화지원사업</w:t>
+            </w:r>
           </w:p>
         </w:tc>
         <w:tc>
           <w:tcPr>
-            <w:tcW w:type="dxa" w:w="1728"/>
+            <w:tcW w:type="dxa" w:w="1994"/>
           </w:tcPr>
           <w:p>
-            <w:r/>
+            <w:r>
+              <w:t>10,000</w:t>
+            </w:r>
           </w:p>
         </w:tc>
         <w:tc>
           <w:tcPr>
-            <w:tcW w:type="dxa" w:w="1728"/>
+            <w:tcW w:type="dxa" w:w="1994"/>
           </w:tcPr>
           <w:p>
-            <w:r/>
+            <w:r>
+              <w:t>2024</w:t>
+            </w:r>
           </w:p>
         </w:tc>
       </w:tr>
       <w:tr>
         <w:tc>
           <w:tcPr>
-            <w:tcW w:type="dxa" w:w="1728"/>
+            <w:tcW w:type="dxa" w:w="1994"/>
           </w:tcPr>
           <w:p>
             <w:r>
@@ -1395,40 +2232,51 @@
         </w:tc>
         <w:tc>
           <w:tcPr>
-            <w:tcW w:type="dxa" w:w="1728"/>
+            <w:tcW w:type="dxa" w:w="1994"/>
           </w:tcPr>
           <w:p>
-            <w:r/>
+            <w:r>
+              <w:t>예천군</w:t>
+            </w:r>
           </w:p>
         </w:tc>
         <w:tc>
           <w:tcPr>
-            <w:tcW w:type="dxa" w:w="1728"/>
+            <w:tcW w:type="dxa" w:w="1994"/>
           </w:tcPr>
           <w:p>
-            <w:r/>
+            <w:r>
+              <w:t>청년 키움돋음사업</w:t>
+            </w:r>
           </w:p>
         </w:tc>
         <w:tc>
           <w:tcPr>
-            <w:tcW w:type="dxa" w:w="1728"/>
+            <w:tcW w:type="dxa" w:w="1994"/>
           </w:tcPr>
           <w:p>
-            <w:r/>
+            <w:r>
+              <w:t>15,000</w:t>
+            </w:r>
           </w:p>
         </w:tc>
         <w:tc>
           <w:tcPr>
-            <w:tcW w:type="dxa" w:w="1728"/>
+            <w:tcW w:type="dxa" w:w="1994"/>
           </w:tcPr>
           <w:p>
-            <w:r/>
+            <w:r>
+              <w:t>2025</w:t>
+            </w:r>
           </w:p>
         </w:tc>
       </w:tr>
     </w:tbl>
     <w:p/>
     <w:p>
+      <w:pPr>
+        <w:pStyle w:val="Heading3"/>
+      </w:pPr>
       <w:r>
         <w:t>5) 수상실적</w:t>
       </w:r>
@@ -1440,16 +2288,16 @@
         <w:tblLook w:firstColumn="1" w:firstRow="1" w:lastColumn="0" w:lastRow="0" w:noHBand="0" w:noVBand="1" w:val="04A0"/>
       </w:tblPr>
       <w:tblGrid>
-        <w:gridCol w:w="1728"/>
-        <w:gridCol w:w="1728"/>
-        <w:gridCol w:w="1728"/>
-        <w:gridCol w:w="1728"/>
-        <w:gridCol w:w="1728"/>
+        <w:gridCol w:w="1994"/>
+        <w:gridCol w:w="1994"/>
+        <w:gridCol w:w="1994"/>
+        <w:gridCol w:w="1994"/>
+        <w:gridCol w:w="1994"/>
       </w:tblGrid>
       <w:tr>
         <w:tc>
           <w:tcPr>
-            <w:tcW w:type="dxa" w:w="1728"/>
+            <w:tcW w:type="dxa" w:w="1994"/>
           </w:tcPr>
           <w:p>
             <w:r>
@@ -1462,7 +2310,7 @@
         </w:tc>
         <w:tc>
           <w:tcPr>
-            <w:tcW w:type="dxa" w:w="1728"/>
+            <w:tcW w:type="dxa" w:w="1994"/>
           </w:tcPr>
           <w:p>
             <w:r>
@@ -1475,7 +2323,7 @@
         </w:tc>
         <w:tc>
           <w:tcPr>
-            <w:tcW w:type="dxa" w:w="1728"/>
+            <w:tcW w:type="dxa" w:w="1994"/>
           </w:tcPr>
           <w:p>
             <w:r>
@@ -1488,7 +2336,7 @@
         </w:tc>
         <w:tc>
           <w:tcPr>
-            <w:tcW w:type="dxa" w:w="1728"/>
+            <w:tcW w:type="dxa" w:w="1994"/>
           </w:tcPr>
           <w:p>
             <w:r>
@@ -1501,7 +2349,7 @@
         </w:tc>
         <w:tc>
           <w:tcPr>
-            <w:tcW w:type="dxa" w:w="1728"/>
+            <w:tcW w:type="dxa" w:w="1994"/>
           </w:tcPr>
           <w:p>
             <w:r>
@@ -1516,7 +2364,7 @@
       <w:tr>
         <w:tc>
           <w:tcPr>
-            <w:tcW w:type="dxa" w:w="1728"/>
+            <w:tcW w:type="dxa" w:w="1994"/>
           </w:tcPr>
           <w:p>
             <w:r>
@@ -1526,37 +2374,137 @@
         </w:tc>
         <w:tc>
           <w:tcPr>
-            <w:tcW w:type="dxa" w:w="1728"/>
+            <w:tcW w:type="dxa" w:w="1994"/>
           </w:tcPr>
           <w:p>
             <w:r>
-              <w:t>[입력 필요]</w:t>
+              <w:t>경북여성정책개발원</w:t>
             </w:r>
           </w:p>
         </w:tc>
         <w:tc>
           <w:tcPr>
-            <w:tcW w:type="dxa" w:w="1728"/>
+            <w:tcW w:type="dxa" w:w="1994"/>
           </w:tcPr>
           <w:p>
             <w:r>
-              <w:t>[입력 필요]</w:t>
+              <w:t>창업아이디어 경진대회 우수상</w:t>
             </w:r>
           </w:p>
         </w:tc>
         <w:tc>
           <w:tcPr>
-            <w:tcW w:type="dxa" w:w="1728"/>
+            <w:tcW w:type="dxa" w:w="1994"/>
           </w:tcPr>
           <w:p>
             <w:r>
-              <w:t>[입력 필요]</w:t>
+              <w:t>2024.6.12</w:t>
             </w:r>
           </w:p>
         </w:tc>
         <w:tc>
           <w:tcPr>
-            <w:tcW w:type="dxa" w:w="1728"/>
+            <w:tcW w:type="dxa" w:w="1994"/>
+          </w:tcPr>
+          <w:p>
+            <w:r/>
+          </w:p>
+        </w:tc>
+      </w:tr>
+      <w:tr>
+        <w:tc>
+          <w:tcPr>
+            <w:tcW w:type="dxa" w:w="1994"/>
+          </w:tcPr>
+          <w:p>
+            <w:r>
+              <w:t>2</w:t>
+            </w:r>
+          </w:p>
+        </w:tc>
+        <w:tc>
+          <w:tcPr>
+            <w:tcW w:type="dxa" w:w="1994"/>
+          </w:tcPr>
+          <w:p>
+            <w:r>
+              <w:t>경북창업성장사회적재단</w:t>
+            </w:r>
+          </w:p>
+        </w:tc>
+        <w:tc>
+          <w:tcPr>
+            <w:tcW w:type="dxa" w:w="1994"/>
+          </w:tcPr>
+          <w:p>
+            <w:r>
+              <w:t>입주기업 투자유치 IR경진대회 투자스타상</w:t>
+            </w:r>
+          </w:p>
+        </w:tc>
+        <w:tc>
+          <w:tcPr>
+            <w:tcW w:type="dxa" w:w="1994"/>
+          </w:tcPr>
+          <w:p>
+            <w:r>
+              <w:t>2024.8.27</w:t>
+            </w:r>
+          </w:p>
+        </w:tc>
+        <w:tc>
+          <w:tcPr>
+            <w:tcW w:type="dxa" w:w="1994"/>
+          </w:tcPr>
+          <w:p>
+            <w:r/>
+          </w:p>
+        </w:tc>
+      </w:tr>
+      <w:tr>
+        <w:tc>
+          <w:tcPr>
+            <w:tcW w:type="dxa" w:w="1994"/>
+          </w:tcPr>
+          <w:p>
+            <w:r>
+              <w:t>3</w:t>
+            </w:r>
+          </w:p>
+        </w:tc>
+        <w:tc>
+          <w:tcPr>
+            <w:tcW w:type="dxa" w:w="1994"/>
+          </w:tcPr>
+          <w:p>
+            <w:r>
+              <w:t>예천군</w:t>
+            </w:r>
+          </w:p>
+        </w:tc>
+        <w:tc>
+          <w:tcPr>
+            <w:tcW w:type="dxa" w:w="1994"/>
+          </w:tcPr>
+          <w:p>
+            <w:r>
+              <w:t>24년 농산물축제 우수농산물단체 우수상</w:t>
+            </w:r>
+          </w:p>
+        </w:tc>
+        <w:tc>
+          <w:tcPr>
+            <w:tcW w:type="dxa" w:w="1994"/>
+          </w:tcPr>
+          <w:p>
+            <w:r>
+              <w:t>2024.11.1</w:t>
+            </w:r>
+          </w:p>
+        </w:tc>
+        <w:tc>
+          <w:tcPr>
+            <w:tcW w:type="dxa" w:w="1994"/>
           </w:tcPr>
           <w:p>
             <w:r/>
@@ -1566,8 +2514,11 @@
     </w:tbl>
     <w:p/>
     <w:p>
+      <w:pPr>
+        <w:pStyle w:val="Heading3"/>
+      </w:pPr>
       <w:r>
-        <w:t>6) 기타실적(수출, 투자)</w:t>
+        <w:t>6) 기타실적 (수출, 투자)</w:t>
       </w:r>
     </w:p>
     <w:p>
@@ -1575,12 +2526,30 @@
         <w:pStyle w:val="ListBullet"/>
       </w:pPr>
       <w:r>
-        <w:t>[입력 필요]</w:t>
+        <w:t>고추페스토 시제품 완성, 상품화 준비 중</w:t>
       </w:r>
     </w:p>
     <w:p>
       <w:pPr>
-        <w:pStyle w:val="Heading2"/>
+        <w:pStyle w:val="ListBullet"/>
+      </w:pPr>
+      <w:r>
+        <w:t>매출 증가, 고용 1명</w:t>
+      </w:r>
+    </w:p>
+    <w:p>
+      <w:r>
+        <w:t>♣ 입주기간 동안의 기술 개발 정도 및 사업성 등 실적 위주로 작성</w:t>
+      </w:r>
+    </w:p>
+    <w:p>
+      <w:r>
+        <w:br w:type="page"/>
+      </w:r>
+    </w:p>
+    <w:p>
+      <w:pPr>
+        <w:pStyle w:val="Heading1"/>
       </w:pPr>
       <w:r>
         <w:t>Ⅱ. 향후 사업화 계획</w:t>
@@ -1588,7 +2557,7 @@
     </w:p>
     <w:p>
       <w:pPr>
-        <w:pStyle w:val="Heading3"/>
+        <w:pStyle w:val="Heading2"/>
       </w:pPr>
       <w:r>
         <w:t>1. 사업목표</w:t>
@@ -1601,13 +2570,13 @@
         <w:tblLook w:firstColumn="1" w:firstRow="1" w:lastColumn="0" w:lastRow="0" w:noHBand="0" w:noVBand="1" w:val="04A0"/>
       </w:tblPr>
       <w:tblGrid>
-        <w:gridCol w:w="4320"/>
-        <w:gridCol w:w="4320"/>
+        <w:gridCol w:w="4986"/>
+        <w:gridCol w:w="4986"/>
       </w:tblGrid>
       <w:tr>
         <w:tc>
           <w:tcPr>
-            <w:tcW w:type="dxa" w:w="4320"/>
+            <w:tcW w:type="dxa" w:w="4986"/>
           </w:tcPr>
           <w:p>
             <w:r>
@@ -1620,7 +2589,7 @@
         </w:tc>
         <w:tc>
           <w:tcPr>
-            <w:tcW w:type="dxa" w:w="4320"/>
+            <w:tcW w:type="dxa" w:w="4986"/>
           </w:tcPr>
           <w:p>
             <w:r>
@@ -1635,7 +2604,7 @@
       <w:tr>
         <w:tc>
           <w:tcPr>
-            <w:tcW w:type="dxa" w:w="4320"/>
+            <w:tcW w:type="dxa" w:w="4986"/>
           </w:tcPr>
           <w:p>
             <w:r>
@@ -1645,15 +2614,15 @@
         </w:tc>
         <w:tc>
           <w:tcPr>
-            <w:tcW w:type="dxa" w:w="4320"/>
+            <w:tcW w:type="dxa" w:w="4986"/>
           </w:tcPr>
           <w:p>
             <w:r>
-              <w:t>- 땡초장 안정 생산·판매 확대</w:t>
+              <w:t>- HACCP 인증을 통한 판매·유통 채널 확대 및 고객 신뢰 확보</w:t>
               <w:br/>
-              <w:t>- 신제품 1종 이상 출시</w:t>
+              <w:t>- 안정적인 상품 판매와 새로운 상품 개발</w:t>
               <w:br/>
-              <w:t>- 매출 [입력 필요]백만원 / 직원수 [입력 필요]명</w:t>
+              <w:t>- 매출 250백만원 / 직원수 3명 ([확인 필요])</w:t>
             </w:r>
           </w:p>
         </w:tc>
@@ -1661,7 +2630,7 @@
       <w:tr>
         <w:tc>
           <w:tcPr>
-            <w:tcW w:type="dxa" w:w="4320"/>
+            <w:tcW w:type="dxa" w:w="4986"/>
           </w:tcPr>
           <w:p>
             <w:r>
@@ -1671,15 +2640,13 @@
         </w:tc>
         <w:tc>
           <w:tcPr>
-            <w:tcW w:type="dxa" w:w="4320"/>
+            <w:tcW w:type="dxa" w:w="4986"/>
           </w:tcPr>
           <w:p>
             <w:r>
-              <w:t>- 온라인·오프라인 판매 채널 확대</w:t>
+              <w:t>- [확인 필요]</w:t>
               <w:br/>
-              <w:t>- 제품군 확대 및 양산 체제 구축</w:t>
-              <w:br/>
-              <w:t>- 매출 [입력 필요]백만원 / 직원수 [입력 필요]명</w:t>
+              <w:t>- 매출 [확인 필요]백만원 / 직원수 [확인 필요]명</w:t>
             </w:r>
           </w:p>
         </w:tc>
@@ -1688,10 +2655,10 @@
     <w:p/>
     <w:p>
       <w:pPr>
-        <w:pStyle w:val="Heading3"/>
+        <w:pStyle w:val="ListBullet"/>
       </w:pPr>
       <w:r>
-        <w:t>2. 향후 추진 계획</w:t>
+        <w:t>지아팜 절임식품 HACCP 인증을 통한 "안전하고 신뢰받는 예천지역 식품" 브랜드로 성장</w:t>
       </w:r>
     </w:p>
     <w:p>
@@ -1699,7 +2666,7 @@
         <w:pStyle w:val="ListBullet"/>
       </w:pPr>
       <w:r>
-        <w:t>땡초장 품질 표준화 및 소량 다품종 생산 체계 정비</w:t>
+        <w:t>HACCP 인증 → 안정적 납품 → 유통 확대 / HACCP 기반 제조 시스템 → 소비자 신뢰 확보 → 브랜드 성장</w:t>
       </w:r>
     </w:p>
     <w:p>
@@ -1707,7 +2674,7 @@
         <w:pStyle w:val="ListBullet"/>
       </w:pPr>
       <w:r>
-        <w:t>신제품(양념류·소스류) 개발 및 시제품 테스트</w:t>
+        <w:t>지역 농업 자원을 활용한 절임식품 개발: 환경 변화에 따른 절임식품 수요 증가 예측, 궁채 절임은 휴경기(12월 초 수확)에 재배·수확</w:t>
       </w:r>
     </w:p>
     <w:p>
@@ -1715,7 +2682,7 @@
         <w:pStyle w:val="ListBullet"/>
       </w:pPr>
       <w:r>
-        <w:t>상표·인증 등 지식재산 및 식품 안전 인증 확보</w:t>
+        <w:t>전문유통업체와 협업을 통한 매출 증대 및 지역 일자리 창출</w:t>
       </w:r>
     </w:p>
     <w:p>
@@ -1723,56 +2690,67 @@
         <w:pStyle w:val="ListBullet"/>
       </w:pPr>
       <w:r>
-        <w:t>지원사업·정부 사업 신청을 통한 설비·마케팅 자금 확보</w:t>
+        <w:t>"지역 농산물의 가치를 담은 프리미엄 식품"으로 성장, 안전하고 맛있는 식품을 제조·유통</w:t>
+      </w:r>
+    </w:p>
+    <w:p>
+      <w:pPr>
+        <w:pStyle w:val="Heading2"/>
+      </w:pPr>
+      <w:r>
+        <w:t>2. 향후 추진 계획</w:t>
       </w:r>
     </w:p>
     <w:tbl>
       <w:tblPr>
         <w:tblStyle w:val="TableGrid"/>
         <w:tblW w:type="auto" w:w="0"/>
+        <w:tblLayout w:type="fixed"/>
         <w:tblLook w:firstColumn="1" w:firstRow="1" w:lastColumn="0" w:lastRow="0" w:noHBand="0" w:noVBand="1" w:val="04A0"/>
       </w:tblPr>
       <w:tblGrid>
-        <w:gridCol w:w="508"/>
-        <w:gridCol w:w="508"/>
-        <w:gridCol w:w="508"/>
-        <w:gridCol w:w="508"/>
-        <w:gridCol w:w="508"/>
-        <w:gridCol w:w="508"/>
-        <w:gridCol w:w="508"/>
-        <w:gridCol w:w="508"/>
-        <w:gridCol w:w="508"/>
-        <w:gridCol w:w="508"/>
-        <w:gridCol w:w="508"/>
-        <w:gridCol w:w="508"/>
-        <w:gridCol w:w="508"/>
-        <w:gridCol w:w="508"/>
-        <w:gridCol w:w="508"/>
-        <w:gridCol w:w="508"/>
-        <w:gridCol w:w="508"/>
+        <w:gridCol w:w="2041"/>
+        <w:gridCol w:w="454"/>
+        <w:gridCol w:w="454"/>
+        <w:gridCol w:w="454"/>
+        <w:gridCol w:w="454"/>
+        <w:gridCol w:w="454"/>
+        <w:gridCol w:w="454"/>
+        <w:gridCol w:w="454"/>
+        <w:gridCol w:w="454"/>
+        <w:gridCol w:w="454"/>
+        <w:gridCol w:w="454"/>
+        <w:gridCol w:w="454"/>
+        <w:gridCol w:w="454"/>
+        <w:gridCol w:w="454"/>
+        <w:gridCol w:w="454"/>
+        <w:gridCol w:w="454"/>
+        <w:gridCol w:w="454"/>
       </w:tblGrid>
       <w:tr>
         <w:tc>
           <w:tcPr>
-            <w:tcW w:type="dxa" w:w="508"/>
+            <w:tcW w:type="dxa" w:w="2041"/>
           </w:tcPr>
           <w:p>
             <w:r>
               <w:rPr>
                 <w:b/>
+                <w:sz w:val="14"/>
               </w:rPr>
-              <w:t>사업추진계획</w:t>
+              <w:t>사업추진계획 (2026.9~2027.12)</w:t>
             </w:r>
           </w:p>
         </w:tc>
         <w:tc>
           <w:tcPr>
-            <w:tcW w:type="dxa" w:w="508"/>
+            <w:tcW w:type="dxa" w:w="454"/>
           </w:tcPr>
           <w:p>
             <w:r>
               <w:rPr>
                 <w:b/>
+                <w:sz w:val="14"/>
               </w:rPr>
               <w:t>9월</w:t>
             </w:r>
@@ -1780,12 +2758,13 @@
         </w:tc>
         <w:tc>
           <w:tcPr>
-            <w:tcW w:type="dxa" w:w="508"/>
+            <w:tcW w:type="dxa" w:w="454"/>
           </w:tcPr>
           <w:p>
             <w:r>
               <w:rPr>
                 <w:b/>
+                <w:sz w:val="14"/>
               </w:rPr>
               <w:t>10월</w:t>
             </w:r>
@@ -1793,12 +2772,13 @@
         </w:tc>
         <w:tc>
           <w:tcPr>
-            <w:tcW w:type="dxa" w:w="508"/>
+            <w:tcW w:type="dxa" w:w="454"/>
           </w:tcPr>
           <w:p>
             <w:r>
               <w:rPr>
                 <w:b/>
+                <w:sz w:val="14"/>
               </w:rPr>
               <w:t>11월</w:t>
             </w:r>
@@ -1806,12 +2786,13 @@
         </w:tc>
         <w:tc>
           <w:tcPr>
-            <w:tcW w:type="dxa" w:w="508"/>
+            <w:tcW w:type="dxa" w:w="454"/>
           </w:tcPr>
           <w:p>
             <w:r>
               <w:rPr>
                 <w:b/>
+                <w:sz w:val="14"/>
               </w:rPr>
               <w:t>12월</w:t>
             </w:r>
@@ -1819,12 +2800,13 @@
         </w:tc>
         <w:tc>
           <w:tcPr>
-            <w:tcW w:type="dxa" w:w="508"/>
+            <w:tcW w:type="dxa" w:w="454"/>
           </w:tcPr>
           <w:p>
             <w:r>
               <w:rPr>
                 <w:b/>
+                <w:sz w:val="14"/>
               </w:rPr>
               <w:t>1월</w:t>
             </w:r>
@@ -1832,12 +2814,13 @@
         </w:tc>
         <w:tc>
           <w:tcPr>
-            <w:tcW w:type="dxa" w:w="508"/>
+            <w:tcW w:type="dxa" w:w="454"/>
           </w:tcPr>
           <w:p>
             <w:r>
               <w:rPr>
                 <w:b/>
+                <w:sz w:val="14"/>
               </w:rPr>
               <w:t>2월</w:t>
             </w:r>
@@ -1845,12 +2828,13 @@
         </w:tc>
         <w:tc>
           <w:tcPr>
-            <w:tcW w:type="dxa" w:w="508"/>
+            <w:tcW w:type="dxa" w:w="454"/>
           </w:tcPr>
           <w:p>
             <w:r>
               <w:rPr>
                 <w:b/>
+                <w:sz w:val="14"/>
               </w:rPr>
               <w:t>3월</w:t>
             </w:r>
@@ -1858,12 +2842,13 @@
         </w:tc>
         <w:tc>
           <w:tcPr>
-            <w:tcW w:type="dxa" w:w="508"/>
+            <w:tcW w:type="dxa" w:w="454"/>
           </w:tcPr>
           <w:p>
             <w:r>
               <w:rPr>
                 <w:b/>
+                <w:sz w:val="14"/>
               </w:rPr>
               <w:t>4월</w:t>
             </w:r>
@@ -1871,12 +2856,13 @@
         </w:tc>
         <w:tc>
           <w:tcPr>
-            <w:tcW w:type="dxa" w:w="508"/>
+            <w:tcW w:type="dxa" w:w="454"/>
           </w:tcPr>
           <w:p>
             <w:r>
               <w:rPr>
                 <w:b/>
+                <w:sz w:val="14"/>
               </w:rPr>
               <w:t>5월</w:t>
             </w:r>
@@ -1884,12 +2870,13 @@
         </w:tc>
         <w:tc>
           <w:tcPr>
-            <w:tcW w:type="dxa" w:w="508"/>
+            <w:tcW w:type="dxa" w:w="454"/>
           </w:tcPr>
           <w:p>
             <w:r>
               <w:rPr>
                 <w:b/>
+                <w:sz w:val="14"/>
               </w:rPr>
               <w:t>6월</w:t>
             </w:r>
@@ -1897,12 +2884,13 @@
         </w:tc>
         <w:tc>
           <w:tcPr>
-            <w:tcW w:type="dxa" w:w="508"/>
+            <w:tcW w:type="dxa" w:w="454"/>
           </w:tcPr>
           <w:p>
             <w:r>
               <w:rPr>
                 <w:b/>
+                <w:sz w:val="14"/>
               </w:rPr>
               <w:t>7월</w:t>
             </w:r>
@@ -1910,12 +2898,13 @@
         </w:tc>
         <w:tc>
           <w:tcPr>
-            <w:tcW w:type="dxa" w:w="508"/>
+            <w:tcW w:type="dxa" w:w="454"/>
           </w:tcPr>
           <w:p>
             <w:r>
               <w:rPr>
                 <w:b/>
+                <w:sz w:val="14"/>
               </w:rPr>
               <w:t>8월</w:t>
             </w:r>
@@ -1923,12 +2912,13 @@
         </w:tc>
         <w:tc>
           <w:tcPr>
-            <w:tcW w:type="dxa" w:w="508"/>
+            <w:tcW w:type="dxa" w:w="454"/>
           </w:tcPr>
           <w:p>
             <w:r>
               <w:rPr>
                 <w:b/>
+                <w:sz w:val="14"/>
               </w:rPr>
               <w:t>9월</w:t>
             </w:r>
@@ -1936,12 +2926,13 @@
         </w:tc>
         <w:tc>
           <w:tcPr>
-            <w:tcW w:type="dxa" w:w="508"/>
+            <w:tcW w:type="dxa" w:w="454"/>
           </w:tcPr>
           <w:p>
             <w:r>
               <w:rPr>
                 <w:b/>
+                <w:sz w:val="14"/>
               </w:rPr>
               <w:t>10월</w:t>
             </w:r>
@@ -1949,12 +2940,13 @@
         </w:tc>
         <w:tc>
           <w:tcPr>
-            <w:tcW w:type="dxa" w:w="508"/>
+            <w:tcW w:type="dxa" w:w="454"/>
           </w:tcPr>
           <w:p>
             <w:r>
               <w:rPr>
                 <w:b/>
+                <w:sz w:val="14"/>
               </w:rPr>
               <w:t>11월</w:t>
             </w:r>
@@ -1962,12 +2954,13 @@
         </w:tc>
         <w:tc>
           <w:tcPr>
-            <w:tcW w:type="dxa" w:w="508"/>
+            <w:tcW w:type="dxa" w:w="454"/>
           </w:tcPr>
           <w:p>
             <w:r>
               <w:rPr>
                 <w:b/>
+                <w:sz w:val="14"/>
               </w:rPr>
               <w:t>12월</w:t>
             </w:r>
@@ -1977,600 +2970,1283 @@
       <w:tr>
         <w:tc>
           <w:tcPr>
-            <w:tcW w:type="dxa" w:w="508"/>
+            <w:tcW w:type="dxa" w:w="2041"/>
           </w:tcPr>
           <w:p>
             <w:r>
-              <w:t>신제품 개발</w:t>
+              <w:rPr>
+                <w:sz w:val="14"/>
+              </w:rPr>
+              <w:t>HACCP 시설 구축·리모델링</w:t>
             </w:r>
           </w:p>
         </w:tc>
         <w:tc>
           <w:tcPr>
-            <w:tcW w:type="dxa" w:w="508"/>
+            <w:tcW w:type="dxa" w:w="454"/>
           </w:tcPr>
           <w:p>
             <w:r>
-              <w:t>●</w:t>
+              <w:rPr>
+                <w:sz w:val="14"/>
+              </w:rPr>
+              <w:t>■</w:t>
             </w:r>
           </w:p>
         </w:tc>
         <w:tc>
           <w:tcPr>
-            <w:tcW w:type="dxa" w:w="508"/>
+            <w:tcW w:type="dxa" w:w="454"/>
           </w:tcPr>
           <w:p>
             <w:r>
-              <w:t>●</w:t>
+              <w:rPr>
+                <w:sz w:val="14"/>
+              </w:rPr>
+              <w:t>■</w:t>
             </w:r>
           </w:p>
         </w:tc>
         <w:tc>
           <w:tcPr>
-            <w:tcW w:type="dxa" w:w="508"/>
+            <w:tcW w:type="dxa" w:w="454"/>
           </w:tcPr>
           <w:p>
             <w:r>
-              <w:t>●</w:t>
+              <w:rPr>
+                <w:sz w:val="14"/>
+              </w:rPr>
+              <w:t>■</w:t>
             </w:r>
           </w:p>
         </w:tc>
         <w:tc>
           <w:tcPr>
-            <w:tcW w:type="dxa" w:w="508"/>
+            <w:tcW w:type="dxa" w:w="454"/>
           </w:tcPr>
           <w:p>
-            <w:r/>
+            <w:r>
+              <w:rPr>
+                <w:sz w:val="14"/>
+              </w:rPr>
+              <w:t>■</w:t>
+            </w:r>
           </w:p>
         </w:tc>
         <w:tc>
           <w:tcPr>
-            <w:tcW w:type="dxa" w:w="508"/>
+            <w:tcW w:type="dxa" w:w="454"/>
           </w:tcPr>
           <w:p>
-            <w:r/>
+            <w:r>
+              <w:rPr>
+                <w:sz w:val="14"/>
+              </w:rPr>
+            </w:r>
           </w:p>
         </w:tc>
         <w:tc>
           <w:tcPr>
-            <w:tcW w:type="dxa" w:w="508"/>
+            <w:tcW w:type="dxa" w:w="454"/>
           </w:tcPr>
           <w:p>
-            <w:r/>
+            <w:r>
+              <w:rPr>
+                <w:sz w:val="14"/>
+              </w:rPr>
+            </w:r>
           </w:p>
         </w:tc>
         <w:tc>
           <w:tcPr>
-            <w:tcW w:type="dxa" w:w="508"/>
+            <w:tcW w:type="dxa" w:w="454"/>
           </w:tcPr>
           <w:p>
-            <w:r/>
+            <w:r>
+              <w:rPr>
+                <w:sz w:val="14"/>
+              </w:rPr>
+            </w:r>
           </w:p>
         </w:tc>
         <w:tc>
           <w:tcPr>
-            <w:tcW w:type="dxa" w:w="508"/>
+            <w:tcW w:type="dxa" w:w="454"/>
           </w:tcPr>
           <w:p>
-            <w:r/>
+            <w:r>
+              <w:rPr>
+                <w:sz w:val="14"/>
+              </w:rPr>
+            </w:r>
           </w:p>
         </w:tc>
         <w:tc>
           <w:tcPr>
-            <w:tcW w:type="dxa" w:w="508"/>
+            <w:tcW w:type="dxa" w:w="454"/>
           </w:tcPr>
           <w:p>
-            <w:r/>
+            <w:r>
+              <w:rPr>
+                <w:sz w:val="14"/>
+              </w:rPr>
+            </w:r>
           </w:p>
         </w:tc>
         <w:tc>
           <w:tcPr>
-            <w:tcW w:type="dxa" w:w="508"/>
+            <w:tcW w:type="dxa" w:w="454"/>
           </w:tcPr>
           <w:p>
-            <w:r/>
+            <w:r>
+              <w:rPr>
+                <w:sz w:val="14"/>
+              </w:rPr>
+            </w:r>
           </w:p>
         </w:tc>
         <w:tc>
           <w:tcPr>
-            <w:tcW w:type="dxa" w:w="508"/>
+            <w:tcW w:type="dxa" w:w="454"/>
           </w:tcPr>
           <w:p>
-            <w:r/>
+            <w:r>
+              <w:rPr>
+                <w:sz w:val="14"/>
+              </w:rPr>
+            </w:r>
           </w:p>
         </w:tc>
         <w:tc>
           <w:tcPr>
-            <w:tcW w:type="dxa" w:w="508"/>
+            <w:tcW w:type="dxa" w:w="454"/>
           </w:tcPr>
           <w:p>
-            <w:r/>
+            <w:r>
+              <w:rPr>
+                <w:sz w:val="14"/>
+              </w:rPr>
+            </w:r>
           </w:p>
         </w:tc>
         <w:tc>
           <w:tcPr>
-            <w:tcW w:type="dxa" w:w="508"/>
+            <w:tcW w:type="dxa" w:w="454"/>
           </w:tcPr>
           <w:p>
-            <w:r/>
+            <w:r>
+              <w:rPr>
+                <w:sz w:val="14"/>
+              </w:rPr>
+            </w:r>
           </w:p>
         </w:tc>
         <w:tc>
           <w:tcPr>
-            <w:tcW w:type="dxa" w:w="508"/>
+            <w:tcW w:type="dxa" w:w="454"/>
           </w:tcPr>
           <w:p>
-            <w:r/>
+            <w:r>
+              <w:rPr>
+                <w:sz w:val="14"/>
+              </w:rPr>
+            </w:r>
           </w:p>
         </w:tc>
         <w:tc>
           <w:tcPr>
-            <w:tcW w:type="dxa" w:w="508"/>
+            <w:tcW w:type="dxa" w:w="454"/>
           </w:tcPr>
           <w:p>
-            <w:r/>
+            <w:r>
+              <w:rPr>
+                <w:sz w:val="14"/>
+              </w:rPr>
+            </w:r>
           </w:p>
         </w:tc>
         <w:tc>
           <w:tcPr>
-            <w:tcW w:type="dxa" w:w="508"/>
+            <w:tcW w:type="dxa" w:w="454"/>
           </w:tcPr>
           <w:p>
-            <w:r/>
+            <w:r>
+              <w:rPr>
+                <w:sz w:val="14"/>
+              </w:rPr>
+            </w:r>
           </w:p>
         </w:tc>
       </w:tr>
       <w:tr>
         <w:tc>
           <w:tcPr>
-            <w:tcW w:type="dxa" w:w="508"/>
+            <w:tcW w:type="dxa" w:w="2041"/>
           </w:tcPr>
           <w:p>
             <w:r>
-              <w:t>시제품·품질 테스트</w:t>
+              <w:rPr>
+                <w:sz w:val="14"/>
+              </w:rPr>
+              <w:t>소규모 HACCP 인증</w:t>
             </w:r>
           </w:p>
         </w:tc>
         <w:tc>
           <w:tcPr>
-            <w:tcW w:type="dxa" w:w="508"/>
-          </w:tcPr>
-          <w:p>
-            <w:r/>
-          </w:p>
-        </w:tc>
-        <w:tc>
-          <w:tcPr>
-            <w:tcW w:type="dxa" w:w="508"/>
+            <w:tcW w:type="dxa" w:w="454"/>
           </w:tcPr>
           <w:p>
             <w:r>
-              <w:t>●</w:t>
+              <w:rPr>
+                <w:sz w:val="14"/>
+              </w:rPr>
             </w:r>
           </w:p>
         </w:tc>
         <w:tc>
           <w:tcPr>
-            <w:tcW w:type="dxa" w:w="508"/>
+            <w:tcW w:type="dxa" w:w="454"/>
           </w:tcPr>
           <w:p>
             <w:r>
-              <w:t>●</w:t>
+              <w:rPr>
+                <w:sz w:val="14"/>
+              </w:rPr>
             </w:r>
           </w:p>
         </w:tc>
         <w:tc>
           <w:tcPr>
-            <w:tcW w:type="dxa" w:w="508"/>
+            <w:tcW w:type="dxa" w:w="454"/>
           </w:tcPr>
           <w:p>
             <w:r>
-              <w:t>●</w:t>
+              <w:rPr>
+                <w:sz w:val="14"/>
+              </w:rPr>
+              <w:t>■</w:t>
             </w:r>
           </w:p>
         </w:tc>
         <w:tc>
           <w:tcPr>
-            <w:tcW w:type="dxa" w:w="508"/>
+            <w:tcW w:type="dxa" w:w="454"/>
           </w:tcPr>
           <w:p>
-            <w:r/>
+            <w:r>
+              <w:rPr>
+                <w:sz w:val="14"/>
+              </w:rPr>
+              <w:t>■</w:t>
+            </w:r>
           </w:p>
         </w:tc>
         <w:tc>
           <w:tcPr>
-            <w:tcW w:type="dxa" w:w="508"/>
+            <w:tcW w:type="dxa" w:w="454"/>
           </w:tcPr>
           <w:p>
-            <w:r/>
+            <w:r>
+              <w:rPr>
+                <w:sz w:val="14"/>
+              </w:rPr>
+              <w:t>■</w:t>
+            </w:r>
           </w:p>
         </w:tc>
         <w:tc>
           <w:tcPr>
-            <w:tcW w:type="dxa" w:w="508"/>
+            <w:tcW w:type="dxa" w:w="454"/>
           </w:tcPr>
           <w:p>
-            <w:r/>
+            <w:r>
+              <w:rPr>
+                <w:sz w:val="14"/>
+              </w:rPr>
+              <w:t>■</w:t>
+            </w:r>
           </w:p>
         </w:tc>
         <w:tc>
           <w:tcPr>
-            <w:tcW w:type="dxa" w:w="508"/>
+            <w:tcW w:type="dxa" w:w="454"/>
           </w:tcPr>
           <w:p>
-            <w:r/>
+            <w:r>
+              <w:rPr>
+                <w:sz w:val="14"/>
+              </w:rPr>
+              <w:t>■</w:t>
+            </w:r>
           </w:p>
         </w:tc>
         <w:tc>
           <w:tcPr>
-            <w:tcW w:type="dxa" w:w="508"/>
+            <w:tcW w:type="dxa" w:w="454"/>
           </w:tcPr>
           <w:p>
-            <w:r/>
+            <w:r>
+              <w:rPr>
+                <w:sz w:val="14"/>
+              </w:rPr>
+              <w:t>■</w:t>
+            </w:r>
           </w:p>
         </w:tc>
         <w:tc>
           <w:tcPr>
-            <w:tcW w:type="dxa" w:w="508"/>
+            <w:tcW w:type="dxa" w:w="454"/>
           </w:tcPr>
           <w:p>
-            <w:r/>
+            <w:r>
+              <w:rPr>
+                <w:sz w:val="14"/>
+              </w:rPr>
+            </w:r>
           </w:p>
         </w:tc>
         <w:tc>
           <w:tcPr>
-            <w:tcW w:type="dxa" w:w="508"/>
+            <w:tcW w:type="dxa" w:w="454"/>
           </w:tcPr>
           <w:p>
-            <w:r/>
+            <w:r>
+              <w:rPr>
+                <w:sz w:val="14"/>
+              </w:rPr>
+            </w:r>
           </w:p>
         </w:tc>
         <w:tc>
           <w:tcPr>
-            <w:tcW w:type="dxa" w:w="508"/>
+            <w:tcW w:type="dxa" w:w="454"/>
           </w:tcPr>
           <w:p>
-            <w:r/>
+            <w:r>
+              <w:rPr>
+                <w:sz w:val="14"/>
+              </w:rPr>
+            </w:r>
           </w:p>
         </w:tc>
         <w:tc>
           <w:tcPr>
-            <w:tcW w:type="dxa" w:w="508"/>
+            <w:tcW w:type="dxa" w:w="454"/>
           </w:tcPr>
           <w:p>
-            <w:r/>
+            <w:r>
+              <w:rPr>
+                <w:sz w:val="14"/>
+              </w:rPr>
+            </w:r>
           </w:p>
         </w:tc>
         <w:tc>
           <w:tcPr>
-            <w:tcW w:type="dxa" w:w="508"/>
+            <w:tcW w:type="dxa" w:w="454"/>
           </w:tcPr>
           <w:p>
-            <w:r/>
+            <w:r>
+              <w:rPr>
+                <w:sz w:val="14"/>
+              </w:rPr>
+            </w:r>
           </w:p>
         </w:tc>
         <w:tc>
           <w:tcPr>
-            <w:tcW w:type="dxa" w:w="508"/>
+            <w:tcW w:type="dxa" w:w="454"/>
           </w:tcPr>
           <w:p>
-            <w:r/>
+            <w:r>
+              <w:rPr>
+                <w:sz w:val="14"/>
+              </w:rPr>
+            </w:r>
           </w:p>
         </w:tc>
         <w:tc>
           <w:tcPr>
-            <w:tcW w:type="dxa" w:w="508"/>
+            <w:tcW w:type="dxa" w:w="454"/>
           </w:tcPr>
           <w:p>
-            <w:r/>
+            <w:r>
+              <w:rPr>
+                <w:sz w:val="14"/>
+              </w:rPr>
+            </w:r>
+          </w:p>
+        </w:tc>
+        <w:tc>
+          <w:tcPr>
+            <w:tcW w:type="dxa" w:w="454"/>
+          </w:tcPr>
+          <w:p>
+            <w:r>
+              <w:rPr>
+                <w:sz w:val="14"/>
+              </w:rPr>
+            </w:r>
           </w:p>
         </w:tc>
       </w:tr>
       <w:tr>
         <w:tc>
           <w:tcPr>
-            <w:tcW w:type="dxa" w:w="508"/>
+            <w:tcW w:type="dxa" w:w="2041"/>
           </w:tcPr>
           <w:p>
             <w:r>
-              <w:t>판매채널 확대</w:t>
+              <w:rPr>
+                <w:sz w:val="14"/>
+              </w:rPr>
+              <w:t>6차산업 인증</w:t>
             </w:r>
           </w:p>
         </w:tc>
         <w:tc>
           <w:tcPr>
-            <w:tcW w:type="dxa" w:w="508"/>
-          </w:tcPr>
-          <w:p>
-            <w:r/>
-          </w:p>
-        </w:tc>
-        <w:tc>
-          <w:tcPr>
-            <w:tcW w:type="dxa" w:w="508"/>
-          </w:tcPr>
-          <w:p>
-            <w:r/>
-          </w:p>
-        </w:tc>
-        <w:tc>
-          <w:tcPr>
-            <w:tcW w:type="dxa" w:w="508"/>
-          </w:tcPr>
-          <w:p>
-            <w:r/>
-          </w:p>
-        </w:tc>
-        <w:tc>
-          <w:tcPr>
-            <w:tcW w:type="dxa" w:w="508"/>
-          </w:tcPr>
-          <w:p>
-            <w:r/>
-          </w:p>
-        </w:tc>
-        <w:tc>
-          <w:tcPr>
-            <w:tcW w:type="dxa" w:w="508"/>
+            <w:tcW w:type="dxa" w:w="454"/>
           </w:tcPr>
           <w:p>
             <w:r>
-              <w:t>●</w:t>
+              <w:rPr>
+                <w:sz w:val="14"/>
+              </w:rPr>
+              <w:t>■</w:t>
             </w:r>
           </w:p>
         </w:tc>
         <w:tc>
           <w:tcPr>
-            <w:tcW w:type="dxa" w:w="508"/>
+            <w:tcW w:type="dxa" w:w="454"/>
           </w:tcPr>
           <w:p>
             <w:r>
-              <w:t>●</w:t>
+              <w:rPr>
+                <w:sz w:val="14"/>
+              </w:rPr>
+              <w:t>■</w:t>
             </w:r>
           </w:p>
         </w:tc>
         <w:tc>
           <w:tcPr>
-            <w:tcW w:type="dxa" w:w="508"/>
+            <w:tcW w:type="dxa" w:w="454"/>
           </w:tcPr>
           <w:p>
             <w:r>
-              <w:t>●</w:t>
+              <w:rPr>
+                <w:sz w:val="14"/>
+              </w:rPr>
+              <w:t>■</w:t>
             </w:r>
           </w:p>
         </w:tc>
         <w:tc>
           <w:tcPr>
-            <w:tcW w:type="dxa" w:w="508"/>
+            <w:tcW w:type="dxa" w:w="454"/>
           </w:tcPr>
           <w:p>
             <w:r>
-              <w:t>●</w:t>
+              <w:rPr>
+                <w:sz w:val="14"/>
+              </w:rPr>
+              <w:t>■</w:t>
             </w:r>
           </w:p>
         </w:tc>
         <w:tc>
           <w:tcPr>
-            <w:tcW w:type="dxa" w:w="508"/>
+            <w:tcW w:type="dxa" w:w="454"/>
           </w:tcPr>
           <w:p>
             <w:r>
-              <w:t>●</w:t>
+              <w:rPr>
+                <w:sz w:val="14"/>
+              </w:rPr>
             </w:r>
           </w:p>
         </w:tc>
         <w:tc>
           <w:tcPr>
-            <w:tcW w:type="dxa" w:w="508"/>
+            <w:tcW w:type="dxa" w:w="454"/>
           </w:tcPr>
           <w:p>
             <w:r>
-              <w:t>●</w:t>
+              <w:rPr>
+                <w:sz w:val="14"/>
+              </w:rPr>
             </w:r>
           </w:p>
         </w:tc>
         <w:tc>
           <w:tcPr>
-            <w:tcW w:type="dxa" w:w="508"/>
+            <w:tcW w:type="dxa" w:w="454"/>
           </w:tcPr>
           <w:p>
-            <w:r/>
+            <w:r>
+              <w:rPr>
+                <w:sz w:val="14"/>
+              </w:rPr>
+            </w:r>
           </w:p>
         </w:tc>
         <w:tc>
           <w:tcPr>
-            <w:tcW w:type="dxa" w:w="508"/>
+            <w:tcW w:type="dxa" w:w="454"/>
           </w:tcPr>
           <w:p>
-            <w:r/>
+            <w:r>
+              <w:rPr>
+                <w:sz w:val="14"/>
+              </w:rPr>
+            </w:r>
           </w:p>
         </w:tc>
         <w:tc>
           <w:tcPr>
-            <w:tcW w:type="dxa" w:w="508"/>
+            <w:tcW w:type="dxa" w:w="454"/>
           </w:tcPr>
           <w:p>
-            <w:r/>
+            <w:r>
+              <w:rPr>
+                <w:sz w:val="14"/>
+              </w:rPr>
+            </w:r>
           </w:p>
         </w:tc>
         <w:tc>
           <w:tcPr>
-            <w:tcW w:type="dxa" w:w="508"/>
+            <w:tcW w:type="dxa" w:w="454"/>
           </w:tcPr>
           <w:p>
-            <w:r/>
+            <w:r>
+              <w:rPr>
+                <w:sz w:val="14"/>
+              </w:rPr>
+            </w:r>
           </w:p>
         </w:tc>
         <w:tc>
           <w:tcPr>
-            <w:tcW w:type="dxa" w:w="508"/>
+            <w:tcW w:type="dxa" w:w="454"/>
           </w:tcPr>
           <w:p>
-            <w:r/>
+            <w:r>
+              <w:rPr>
+                <w:sz w:val="14"/>
+              </w:rPr>
+            </w:r>
           </w:p>
         </w:tc>
         <w:tc>
           <w:tcPr>
-            <w:tcW w:type="dxa" w:w="508"/>
+            <w:tcW w:type="dxa" w:w="454"/>
           </w:tcPr>
           <w:p>
-            <w:r/>
+            <w:r>
+              <w:rPr>
+                <w:sz w:val="14"/>
+              </w:rPr>
+            </w:r>
+          </w:p>
+        </w:tc>
+        <w:tc>
+          <w:tcPr>
+            <w:tcW w:type="dxa" w:w="454"/>
+          </w:tcPr>
+          <w:p>
+            <w:r>
+              <w:rPr>
+                <w:sz w:val="14"/>
+              </w:rPr>
+            </w:r>
+          </w:p>
+        </w:tc>
+        <w:tc>
+          <w:tcPr>
+            <w:tcW w:type="dxa" w:w="454"/>
+          </w:tcPr>
+          <w:p>
+            <w:r>
+              <w:rPr>
+                <w:sz w:val="14"/>
+              </w:rPr>
+            </w:r>
+          </w:p>
+        </w:tc>
+        <w:tc>
+          <w:tcPr>
+            <w:tcW w:type="dxa" w:w="454"/>
+          </w:tcPr>
+          <w:p>
+            <w:r>
+              <w:rPr>
+                <w:sz w:val="14"/>
+              </w:rPr>
+            </w:r>
+          </w:p>
+        </w:tc>
+        <w:tc>
+          <w:tcPr>
+            <w:tcW w:type="dxa" w:w="454"/>
+          </w:tcPr>
+          <w:p>
+            <w:r>
+              <w:rPr>
+                <w:sz w:val="14"/>
+              </w:rPr>
+            </w:r>
           </w:p>
         </w:tc>
       </w:tr>
       <w:tr>
         <w:tc>
           <w:tcPr>
-            <w:tcW w:type="dxa" w:w="508"/>
+            <w:tcW w:type="dxa" w:w="2041"/>
           </w:tcPr>
           <w:p>
             <w:r>
-              <w:t>인증·상표 확보</w:t>
+              <w:rPr>
+                <w:sz w:val="14"/>
+              </w:rPr>
+              <w:t>고추다대기 수출</w:t>
             </w:r>
           </w:p>
         </w:tc>
         <w:tc>
           <w:tcPr>
-            <w:tcW w:type="dxa" w:w="508"/>
-          </w:tcPr>
-          <w:p>
-            <w:r/>
-          </w:p>
-        </w:tc>
-        <w:tc>
-          <w:tcPr>
-            <w:tcW w:type="dxa" w:w="508"/>
-          </w:tcPr>
-          <w:p>
-            <w:r/>
-          </w:p>
-        </w:tc>
-        <w:tc>
-          <w:tcPr>
-            <w:tcW w:type="dxa" w:w="508"/>
-          </w:tcPr>
-          <w:p>
-            <w:r/>
-          </w:p>
-        </w:tc>
-        <w:tc>
-          <w:tcPr>
-            <w:tcW w:type="dxa" w:w="508"/>
-          </w:tcPr>
-          <w:p>
-            <w:r/>
-          </w:p>
-        </w:tc>
-        <w:tc>
-          <w:tcPr>
-            <w:tcW w:type="dxa" w:w="508"/>
-          </w:tcPr>
-          <w:p>
-            <w:r/>
-          </w:p>
-        </w:tc>
-        <w:tc>
-          <w:tcPr>
-            <w:tcW w:type="dxa" w:w="508"/>
-          </w:tcPr>
-          <w:p>
-            <w:r/>
-          </w:p>
-        </w:tc>
-        <w:tc>
-          <w:tcPr>
-            <w:tcW w:type="dxa" w:w="508"/>
-          </w:tcPr>
-          <w:p>
-            <w:r/>
-          </w:p>
-        </w:tc>
-        <w:tc>
-          <w:tcPr>
-            <w:tcW w:type="dxa" w:w="508"/>
-          </w:tcPr>
-          <w:p>
-            <w:r/>
-          </w:p>
-        </w:tc>
-        <w:tc>
-          <w:tcPr>
-            <w:tcW w:type="dxa" w:w="508"/>
+            <w:tcW w:type="dxa" w:w="454"/>
           </w:tcPr>
           <w:p>
             <w:r>
-              <w:t>●</w:t>
+              <w:rPr>
+                <w:sz w:val="14"/>
+              </w:rPr>
             </w:r>
           </w:p>
         </w:tc>
         <w:tc>
           <w:tcPr>
-            <w:tcW w:type="dxa" w:w="508"/>
+            <w:tcW w:type="dxa" w:w="454"/>
           </w:tcPr>
           <w:p>
             <w:r>
-              <w:t>●</w:t>
+              <w:rPr>
+                <w:sz w:val="14"/>
+              </w:rPr>
             </w:r>
           </w:p>
         </w:tc>
         <w:tc>
           <w:tcPr>
-            <w:tcW w:type="dxa" w:w="508"/>
+            <w:tcW w:type="dxa" w:w="454"/>
           </w:tcPr>
           <w:p>
             <w:r>
-              <w:t>●</w:t>
+              <w:rPr>
+                <w:sz w:val="14"/>
+              </w:rPr>
             </w:r>
           </w:p>
         </w:tc>
         <w:tc>
           <w:tcPr>
-            <w:tcW w:type="dxa" w:w="508"/>
+            <w:tcW w:type="dxa" w:w="454"/>
           </w:tcPr>
           <w:p>
             <w:r>
-              <w:t>●</w:t>
+              <w:rPr>
+                <w:sz w:val="14"/>
+              </w:rPr>
             </w:r>
           </w:p>
         </w:tc>
         <w:tc>
           <w:tcPr>
-            <w:tcW w:type="dxa" w:w="508"/>
+            <w:tcW w:type="dxa" w:w="454"/>
           </w:tcPr>
           <w:p>
-            <w:r/>
+            <w:r>
+              <w:rPr>
+                <w:sz w:val="14"/>
+              </w:rPr>
+            </w:r>
           </w:p>
         </w:tc>
         <w:tc>
           <w:tcPr>
-            <w:tcW w:type="dxa" w:w="508"/>
+            <w:tcW w:type="dxa" w:w="454"/>
           </w:tcPr>
           <w:p>
-            <w:r/>
+            <w:r>
+              <w:rPr>
+                <w:sz w:val="14"/>
+              </w:rPr>
+            </w:r>
           </w:p>
         </w:tc>
         <w:tc>
           <w:tcPr>
-            <w:tcW w:type="dxa" w:w="508"/>
+            <w:tcW w:type="dxa" w:w="454"/>
           </w:tcPr>
           <w:p>
-            <w:r/>
+            <w:r>
+              <w:rPr>
+                <w:sz w:val="14"/>
+              </w:rPr>
+            </w:r>
           </w:p>
         </w:tc>
         <w:tc>
           <w:tcPr>
-            <w:tcW w:type="dxa" w:w="508"/>
+            <w:tcW w:type="dxa" w:w="454"/>
           </w:tcPr>
           <w:p>
-            <w:r/>
+            <w:r>
+              <w:rPr>
+                <w:sz w:val="14"/>
+              </w:rPr>
+            </w:r>
+          </w:p>
+        </w:tc>
+        <w:tc>
+          <w:tcPr>
+            <w:tcW w:type="dxa" w:w="454"/>
+          </w:tcPr>
+          <w:p>
+            <w:r>
+              <w:rPr>
+                <w:sz w:val="14"/>
+              </w:rPr>
+            </w:r>
+          </w:p>
+        </w:tc>
+        <w:tc>
+          <w:tcPr>
+            <w:tcW w:type="dxa" w:w="454"/>
+          </w:tcPr>
+          <w:p>
+            <w:r>
+              <w:rPr>
+                <w:sz w:val="14"/>
+              </w:rPr>
+              <w:t>■</w:t>
+            </w:r>
+          </w:p>
+        </w:tc>
+        <w:tc>
+          <w:tcPr>
+            <w:tcW w:type="dxa" w:w="454"/>
+          </w:tcPr>
+          <w:p>
+            <w:r>
+              <w:rPr>
+                <w:sz w:val="14"/>
+              </w:rPr>
+              <w:t>■</w:t>
+            </w:r>
+          </w:p>
+        </w:tc>
+        <w:tc>
+          <w:tcPr>
+            <w:tcW w:type="dxa" w:w="454"/>
+          </w:tcPr>
+          <w:p>
+            <w:r>
+              <w:rPr>
+                <w:sz w:val="14"/>
+              </w:rPr>
+              <w:t>■</w:t>
+            </w:r>
+          </w:p>
+        </w:tc>
+        <w:tc>
+          <w:tcPr>
+            <w:tcW w:type="dxa" w:w="454"/>
+          </w:tcPr>
+          <w:p>
+            <w:r>
+              <w:rPr>
+                <w:sz w:val="14"/>
+              </w:rPr>
+              <w:t>■</w:t>
+            </w:r>
+          </w:p>
+        </w:tc>
+        <w:tc>
+          <w:tcPr>
+            <w:tcW w:type="dxa" w:w="454"/>
+          </w:tcPr>
+          <w:p>
+            <w:r>
+              <w:rPr>
+                <w:sz w:val="14"/>
+              </w:rPr>
+              <w:t>■</w:t>
+            </w:r>
+          </w:p>
+        </w:tc>
+        <w:tc>
+          <w:tcPr>
+            <w:tcW w:type="dxa" w:w="454"/>
+          </w:tcPr>
+          <w:p>
+            <w:r>
+              <w:rPr>
+                <w:sz w:val="14"/>
+              </w:rPr>
+              <w:t>■</w:t>
+            </w:r>
+          </w:p>
+        </w:tc>
+        <w:tc>
+          <w:tcPr>
+            <w:tcW w:type="dxa" w:w="454"/>
+          </w:tcPr>
+          <w:p>
+            <w:r>
+              <w:rPr>
+                <w:sz w:val="14"/>
+              </w:rPr>
+            </w:r>
+          </w:p>
+        </w:tc>
+      </w:tr>
+      <w:tr>
+        <w:tc>
+          <w:tcPr>
+            <w:tcW w:type="dxa" w:w="2041"/>
+          </w:tcPr>
+          <w:p>
+            <w:r>
+              <w:rPr>
+                <w:sz w:val="14"/>
+              </w:rPr>
+              <w:t>마약절임소스 개발</w:t>
+            </w:r>
+          </w:p>
+        </w:tc>
+        <w:tc>
+          <w:tcPr>
+            <w:tcW w:type="dxa" w:w="454"/>
+          </w:tcPr>
+          <w:p>
+            <w:r>
+              <w:rPr>
+                <w:sz w:val="14"/>
+              </w:rPr>
+              <w:t>■</w:t>
+            </w:r>
+          </w:p>
+        </w:tc>
+        <w:tc>
+          <w:tcPr>
+            <w:tcW w:type="dxa" w:w="454"/>
+          </w:tcPr>
+          <w:p>
+            <w:r>
+              <w:rPr>
+                <w:sz w:val="14"/>
+              </w:rPr>
+              <w:t>■</w:t>
+            </w:r>
+          </w:p>
+        </w:tc>
+        <w:tc>
+          <w:tcPr>
+            <w:tcW w:type="dxa" w:w="454"/>
+          </w:tcPr>
+          <w:p>
+            <w:r>
+              <w:rPr>
+                <w:sz w:val="14"/>
+              </w:rPr>
+              <w:t>■</w:t>
+            </w:r>
+          </w:p>
+        </w:tc>
+        <w:tc>
+          <w:tcPr>
+            <w:tcW w:type="dxa" w:w="454"/>
+          </w:tcPr>
+          <w:p>
+            <w:r>
+              <w:rPr>
+                <w:sz w:val="14"/>
+              </w:rPr>
+              <w:t>■</w:t>
+            </w:r>
+          </w:p>
+        </w:tc>
+        <w:tc>
+          <w:tcPr>
+            <w:tcW w:type="dxa" w:w="454"/>
+          </w:tcPr>
+          <w:p>
+            <w:r>
+              <w:rPr>
+                <w:sz w:val="14"/>
+              </w:rPr>
+            </w:r>
+          </w:p>
+        </w:tc>
+        <w:tc>
+          <w:tcPr>
+            <w:tcW w:type="dxa" w:w="454"/>
+          </w:tcPr>
+          <w:p>
+            <w:r>
+              <w:rPr>
+                <w:sz w:val="14"/>
+              </w:rPr>
+            </w:r>
+          </w:p>
+        </w:tc>
+        <w:tc>
+          <w:tcPr>
+            <w:tcW w:type="dxa" w:w="454"/>
+          </w:tcPr>
+          <w:p>
+            <w:r>
+              <w:rPr>
+                <w:sz w:val="14"/>
+              </w:rPr>
+            </w:r>
+          </w:p>
+        </w:tc>
+        <w:tc>
+          <w:tcPr>
+            <w:tcW w:type="dxa" w:w="454"/>
+          </w:tcPr>
+          <w:p>
+            <w:r>
+              <w:rPr>
+                <w:sz w:val="14"/>
+              </w:rPr>
+            </w:r>
+          </w:p>
+        </w:tc>
+        <w:tc>
+          <w:tcPr>
+            <w:tcW w:type="dxa" w:w="454"/>
+          </w:tcPr>
+          <w:p>
+            <w:r>
+              <w:rPr>
+                <w:sz w:val="14"/>
+              </w:rPr>
+            </w:r>
+          </w:p>
+        </w:tc>
+        <w:tc>
+          <w:tcPr>
+            <w:tcW w:type="dxa" w:w="454"/>
+          </w:tcPr>
+          <w:p>
+            <w:r>
+              <w:rPr>
+                <w:sz w:val="14"/>
+              </w:rPr>
+            </w:r>
+          </w:p>
+        </w:tc>
+        <w:tc>
+          <w:tcPr>
+            <w:tcW w:type="dxa" w:w="454"/>
+          </w:tcPr>
+          <w:p>
+            <w:r>
+              <w:rPr>
+                <w:sz w:val="14"/>
+              </w:rPr>
+            </w:r>
+          </w:p>
+        </w:tc>
+        <w:tc>
+          <w:tcPr>
+            <w:tcW w:type="dxa" w:w="454"/>
+          </w:tcPr>
+          <w:p>
+            <w:r>
+              <w:rPr>
+                <w:sz w:val="14"/>
+              </w:rPr>
+            </w:r>
+          </w:p>
+        </w:tc>
+        <w:tc>
+          <w:tcPr>
+            <w:tcW w:type="dxa" w:w="454"/>
+          </w:tcPr>
+          <w:p>
+            <w:r>
+              <w:rPr>
+                <w:sz w:val="14"/>
+              </w:rPr>
+            </w:r>
+          </w:p>
+        </w:tc>
+        <w:tc>
+          <w:tcPr>
+            <w:tcW w:type="dxa" w:w="454"/>
+          </w:tcPr>
+          <w:p>
+            <w:r>
+              <w:rPr>
+                <w:sz w:val="14"/>
+              </w:rPr>
+            </w:r>
+          </w:p>
+        </w:tc>
+        <w:tc>
+          <w:tcPr>
+            <w:tcW w:type="dxa" w:w="454"/>
+          </w:tcPr>
+          <w:p>
+            <w:r>
+              <w:rPr>
+                <w:sz w:val="14"/>
+              </w:rPr>
+            </w:r>
+          </w:p>
+        </w:tc>
+        <w:tc>
+          <w:tcPr>
+            <w:tcW w:type="dxa" w:w="454"/>
+          </w:tcPr>
+          <w:p>
+            <w:r>
+              <w:rPr>
+                <w:sz w:val="14"/>
+              </w:rPr>
+            </w:r>
+          </w:p>
+        </w:tc>
+      </w:tr>
+      <w:tr>
+        <w:tc>
+          <w:tcPr>
+            <w:tcW w:type="dxa" w:w="2041"/>
+          </w:tcPr>
+          <w:p>
+            <w:r>
+              <w:rPr>
+                <w:sz w:val="14"/>
+              </w:rPr>
+              <w:t>고추페스토 실용화</w:t>
+            </w:r>
+          </w:p>
+        </w:tc>
+        <w:tc>
+          <w:tcPr>
+            <w:tcW w:type="dxa" w:w="454"/>
+          </w:tcPr>
+          <w:p>
+            <w:r>
+              <w:rPr>
+                <w:sz w:val="14"/>
+              </w:rPr>
+              <w:t>■</w:t>
+            </w:r>
+          </w:p>
+        </w:tc>
+        <w:tc>
+          <w:tcPr>
+            <w:tcW w:type="dxa" w:w="454"/>
+          </w:tcPr>
+          <w:p>
+            <w:r>
+              <w:rPr>
+                <w:sz w:val="14"/>
+              </w:rPr>
+              <w:t>■</w:t>
+            </w:r>
+          </w:p>
+        </w:tc>
+        <w:tc>
+          <w:tcPr>
+            <w:tcW w:type="dxa" w:w="454"/>
+          </w:tcPr>
+          <w:p>
+            <w:r>
+              <w:rPr>
+                <w:sz w:val="14"/>
+              </w:rPr>
+              <w:t>■</w:t>
+            </w:r>
+          </w:p>
+        </w:tc>
+        <w:tc>
+          <w:tcPr>
+            <w:tcW w:type="dxa" w:w="454"/>
+          </w:tcPr>
+          <w:p>
+            <w:r>
+              <w:rPr>
+                <w:sz w:val="14"/>
+              </w:rPr>
+              <w:t>■</w:t>
+            </w:r>
+          </w:p>
+        </w:tc>
+        <w:tc>
+          <w:tcPr>
+            <w:tcW w:type="dxa" w:w="454"/>
+          </w:tcPr>
+          <w:p>
+            <w:r>
+              <w:rPr>
+                <w:sz w:val="14"/>
+              </w:rPr>
+            </w:r>
+          </w:p>
+        </w:tc>
+        <w:tc>
+          <w:tcPr>
+            <w:tcW w:type="dxa" w:w="454"/>
+          </w:tcPr>
+          <w:p>
+            <w:r>
+              <w:rPr>
+                <w:sz w:val="14"/>
+              </w:rPr>
+            </w:r>
+          </w:p>
+        </w:tc>
+        <w:tc>
+          <w:tcPr>
+            <w:tcW w:type="dxa" w:w="454"/>
+          </w:tcPr>
+          <w:p>
+            <w:r>
+              <w:rPr>
+                <w:sz w:val="14"/>
+              </w:rPr>
+            </w:r>
+          </w:p>
+        </w:tc>
+        <w:tc>
+          <w:tcPr>
+            <w:tcW w:type="dxa" w:w="454"/>
+          </w:tcPr>
+          <w:p>
+            <w:r>
+              <w:rPr>
+                <w:sz w:val="14"/>
+              </w:rPr>
+            </w:r>
+          </w:p>
+        </w:tc>
+        <w:tc>
+          <w:tcPr>
+            <w:tcW w:type="dxa" w:w="454"/>
+          </w:tcPr>
+          <w:p>
+            <w:r>
+              <w:rPr>
+                <w:sz w:val="14"/>
+              </w:rPr>
+            </w:r>
+          </w:p>
+        </w:tc>
+        <w:tc>
+          <w:tcPr>
+            <w:tcW w:type="dxa" w:w="454"/>
+          </w:tcPr>
+          <w:p>
+            <w:r>
+              <w:rPr>
+                <w:sz w:val="14"/>
+              </w:rPr>
+            </w:r>
+          </w:p>
+        </w:tc>
+        <w:tc>
+          <w:tcPr>
+            <w:tcW w:type="dxa" w:w="454"/>
+          </w:tcPr>
+          <w:p>
+            <w:r>
+              <w:rPr>
+                <w:sz w:val="14"/>
+              </w:rPr>
+            </w:r>
+          </w:p>
+        </w:tc>
+        <w:tc>
+          <w:tcPr>
+            <w:tcW w:type="dxa" w:w="454"/>
+          </w:tcPr>
+          <w:p>
+            <w:r>
+              <w:rPr>
+                <w:sz w:val="14"/>
+              </w:rPr>
+            </w:r>
+          </w:p>
+        </w:tc>
+        <w:tc>
+          <w:tcPr>
+            <w:tcW w:type="dxa" w:w="454"/>
+          </w:tcPr>
+          <w:p>
+            <w:r>
+              <w:rPr>
+                <w:sz w:val="14"/>
+              </w:rPr>
+            </w:r>
+          </w:p>
+        </w:tc>
+        <w:tc>
+          <w:tcPr>
+            <w:tcW w:type="dxa" w:w="454"/>
+          </w:tcPr>
+          <w:p>
+            <w:r>
+              <w:rPr>
+                <w:sz w:val="14"/>
+              </w:rPr>
+            </w:r>
+          </w:p>
+        </w:tc>
+        <w:tc>
+          <w:tcPr>
+            <w:tcW w:type="dxa" w:w="454"/>
+          </w:tcPr>
+          <w:p>
+            <w:r>
+              <w:rPr>
+                <w:sz w:val="14"/>
+              </w:rPr>
+            </w:r>
+          </w:p>
+        </w:tc>
+        <w:tc>
+          <w:tcPr>
+            <w:tcW w:type="dxa" w:w="454"/>
+          </w:tcPr>
+          <w:p>
+            <w:r>
+              <w:rPr>
+                <w:sz w:val="14"/>
+              </w:rPr>
+            </w:r>
           </w:p>
         </w:tc>
       </w:tr>
     </w:tbl>
     <w:p/>
     <w:p>
+      <w:r>
+        <w:t>※ 작년 일정(2025.10~2026.12)을 올해 기준으로 옮긴 예시입니다. 실제 진행 상황에 맞춰 수정하세요.</w:t>
+      </w:r>
+    </w:p>
+    <w:p>
       <w:pPr>
-        <w:pStyle w:val="Heading3"/>
+        <w:pStyle w:val="Heading2"/>
       </w:pPr>
       <w:r>
         <w:t>3. 홍보 및 마케팅 전략</w:t>
@@ -2581,7 +4257,7 @@
         <w:pStyle w:val="ListBullet"/>
       </w:pPr>
       <w:r>
-        <w:t>SNS(인스타그램, 블로그) 활용 제품 스토리·레시피 콘텐츠 홍보</w:t>
+        <w:t>주요 타깃: 1인 가구, 맞벌이 부부, 캠핑·차박족, MZ세대, 프리미엄 HMR 소비층(품질·건강 우선 중장년층)</w:t>
       </w:r>
     </w:p>
     <w:p>
@@ -2589,7 +4265,7 @@
         <w:pStyle w:val="ListBullet"/>
       </w:pPr>
       <w:r>
-        <w:t>온라인 스토어 입점 및 지역 직거래 장터·행사 참가</w:t>
+        <w:t>온라인: 온라인 전문 유통채널 입점(쿠팡, 11번가, 옥션 등) [확인 필요], 지역 공공 유통채널 판매 중(사이소, 예천장터 등)</w:t>
       </w:r>
     </w:p>
     <w:p>
@@ -2597,15 +4273,7 @@
         <w:pStyle w:val="ListBullet"/>
       </w:pPr>
       <w:r>
-        <w:t>레시피북 등 활용법 콘텐츠로 구매 이후 재구매 유도</w:t>
-      </w:r>
-    </w:p>
-    <w:p>
-      <w:pPr>
-        <w:pStyle w:val="Heading3"/>
-      </w:pPr>
-      <w:r>
-        <w:t>4. 시장진입 전략</w:t>
+        <w:t>오프라인: 지역 플리마켓, 경북여성정책개발원 창업기업 행사 참여, 지역 단체 선물용, 지역 맛집 식당 납품(돈까스·고깃집·삼계탕집)</w:t>
       </w:r>
     </w:p>
     <w:p>
@@ -2613,7 +4281,15 @@
         <w:pStyle w:val="ListBullet"/>
       </w:pPr>
       <w:r>
-        <w:t>1인 가구·맞벌이 가구를 겨냥한 간편 조리용 만능장 포지셔닝</w:t>
+        <w:t>방송 출연과 인플루언서 협업으로 광고, 유튜브 광고</w:t>
+      </w:r>
+    </w:p>
+    <w:p>
+      <w:pPr>
+        <w:pStyle w:val="Heading2"/>
+      </w:pPr>
+      <w:r>
+        <w:t>4. 양산 체제 구축 방안</w:t>
       </w:r>
     </w:p>
     <w:p>
@@ -2621,7 +4297,193 @@
         <w:pStyle w:val="ListBullet"/>
       </w:pPr>
       <w:r>
-        <w:t>지역 농산물 사용과 수제 생산을 차별점으로 강조</w:t>
+        <w:t>HACCP 소규모 시설 인테리어 공사 → 진행 현황 반영 [확인 필요]</w:t>
+      </w:r>
+    </w:p>
+    <w:tbl>
+      <w:tblPr>
+        <w:tblW w:type="auto" w:w="0"/>
+        <w:tblLook w:firstColumn="1" w:firstRow="1" w:lastColumn="0" w:lastRow="0" w:noHBand="0" w:noVBand="1" w:val="04A0"/>
+      </w:tblPr>
+      <w:tblGrid>
+        <w:gridCol w:w="3324"/>
+        <w:gridCol w:w="3324"/>
+        <w:gridCol w:w="3324"/>
+      </w:tblGrid>
+      <w:tr>
+        <w:tc>
+          <w:tcPr>
+            <w:tcW w:type="dxa" w:w="3324"/>
+          </w:tcPr>
+          <w:p>
+            <w:r>
+              <w:drawing>
+                <wp:inline xmlns:a="http://schemas.openxmlformats.org/drawingml/2006/main" xmlns:pic="http://schemas.openxmlformats.org/drawingml/2006/picture">
+                  <wp:extent cx="1872000" cy="1052480"/>
+                  <wp:docPr id="15" name="Picture 15"/>
+                  <wp:cNvGraphicFramePr>
+                    <a:graphicFrameLocks noChangeAspect="1"/>
+                  </wp:cNvGraphicFramePr>
+                  <a:graphic>
+                    <a:graphicData uri="http://schemas.openxmlformats.org/drawingml/2006/picture">
+                      <pic:pic>
+                        <pic:nvPicPr>
+                          <pic:cNvPr id="0" name="p-019.jpg"/>
+                          <pic:cNvPicPr/>
+                        </pic:nvPicPr>
+                        <pic:blipFill>
+                          <a:blip r:embed="rId23"/>
+                          <a:stretch>
+                            <a:fillRect/>
+                          </a:stretch>
+                        </pic:blipFill>
+                        <pic:spPr>
+                          <a:xfrm>
+                            <a:off x="0" y="0"/>
+                            <a:ext cx="1872000" cy="1052480"/>
+                          </a:xfrm>
+                          <a:prstGeom prst="rect"/>
+                        </pic:spPr>
+                      </pic:pic>
+                    </a:graphicData>
+                  </a:graphic>
+                </wp:inline>
+              </w:drawing>
+            </w:r>
+          </w:p>
+        </w:tc>
+        <w:tc>
+          <w:tcPr>
+            <w:tcW w:type="dxa" w:w="3324"/>
+          </w:tcPr>
+          <w:p>
+            <w:r>
+              <w:drawing>
+                <wp:inline xmlns:a="http://schemas.openxmlformats.org/drawingml/2006/main" xmlns:pic="http://schemas.openxmlformats.org/drawingml/2006/picture">
+                  <wp:extent cx="1872000" cy="1052480"/>
+                  <wp:docPr id="16" name="Picture 16"/>
+                  <wp:cNvGraphicFramePr>
+                    <a:graphicFrameLocks noChangeAspect="1"/>
+                  </wp:cNvGraphicFramePr>
+                  <a:graphic>
+                    <a:graphicData uri="http://schemas.openxmlformats.org/drawingml/2006/picture">
+                      <pic:pic>
+                        <pic:nvPicPr>
+                          <pic:cNvPr id="0" name="p-020.jpg"/>
+                          <pic:cNvPicPr/>
+                        </pic:nvPicPr>
+                        <pic:blipFill>
+                          <a:blip r:embed="rId24"/>
+                          <a:stretch>
+                            <a:fillRect/>
+                          </a:stretch>
+                        </pic:blipFill>
+                        <pic:spPr>
+                          <a:xfrm>
+                            <a:off x="0" y="0"/>
+                            <a:ext cx="1872000" cy="1052480"/>
+                          </a:xfrm>
+                          <a:prstGeom prst="rect"/>
+                        </pic:spPr>
+                      </pic:pic>
+                    </a:graphicData>
+                  </a:graphic>
+                </wp:inline>
+              </w:drawing>
+            </w:r>
+          </w:p>
+        </w:tc>
+        <w:tc>
+          <w:tcPr>
+            <w:tcW w:type="dxa" w:w="3324"/>
+          </w:tcPr>
+          <w:p>
+            <w:r>
+              <w:drawing>
+                <wp:inline xmlns:a="http://schemas.openxmlformats.org/drawingml/2006/main" xmlns:pic="http://schemas.openxmlformats.org/drawingml/2006/picture">
+                  <wp:extent cx="1872000" cy="1404000"/>
+                  <wp:docPr id="17" name="Picture 17"/>
+                  <wp:cNvGraphicFramePr>
+                    <a:graphicFrameLocks noChangeAspect="1"/>
+                  </wp:cNvGraphicFramePr>
+                  <a:graphic>
+                    <a:graphicData uri="http://schemas.openxmlformats.org/drawingml/2006/picture">
+                      <pic:pic>
+                        <pic:nvPicPr>
+                          <pic:cNvPr id="0" name="p-021.jpg"/>
+                          <pic:cNvPicPr/>
+                        </pic:nvPicPr>
+                        <pic:blipFill>
+                          <a:blip r:embed="rId25"/>
+                          <a:stretch>
+                            <a:fillRect/>
+                          </a:stretch>
+                        </pic:blipFill>
+                        <pic:spPr>
+                          <a:xfrm>
+                            <a:off x="0" y="0"/>
+                            <a:ext cx="1872000" cy="1404000"/>
+                          </a:xfrm>
+                          <a:prstGeom prst="rect"/>
+                        </pic:spPr>
+                      </pic:pic>
+                    </a:graphicData>
+                  </a:graphic>
+                </wp:inline>
+              </w:drawing>
+            </w:r>
+          </w:p>
+        </w:tc>
+      </w:tr>
+      <w:tr>
+        <w:tc>
+          <w:tcPr>
+            <w:tcW w:type="dxa" w:w="3324"/>
+          </w:tcPr>
+          <w:p>
+            <w:pPr>
+              <w:jc w:val="center"/>
+            </w:pPr>
+            <w:r>
+              <w:t>근린생활시설 외관</w:t>
+            </w:r>
+          </w:p>
+        </w:tc>
+        <w:tc>
+          <w:tcPr>
+            <w:tcW w:type="dxa" w:w="3324"/>
+          </w:tcPr>
+          <w:p>
+            <w:pPr>
+              <w:jc w:val="center"/>
+            </w:pPr>
+            <w:r>
+              <w:t>근린생활시설 전경</w:t>
+            </w:r>
+          </w:p>
+        </w:tc>
+        <w:tc>
+          <w:tcPr>
+            <w:tcW w:type="dxa" w:w="3324"/>
+          </w:tcPr>
+          <w:p>
+            <w:pPr>
+              <w:jc w:val="center"/>
+            </w:pPr>
+            <w:r>
+              <w:t>HACCP 시설 내부(공사 중)</w:t>
+            </w:r>
+          </w:p>
+        </w:tc>
+      </w:tr>
+    </w:tbl>
+    <w:p/>
+    <w:p>
+      <w:pPr>
+        <w:pStyle w:val="Heading2"/>
+      </w:pPr>
+      <w:r>
+        <w:t>5. 네트워킹 및 파트너십 구축</w:t>
       </w:r>
     </w:p>
     <w:p>
@@ -2629,15 +4491,7 @@
         <w:pStyle w:val="ListBullet"/>
       </w:pPr>
       <w:r>
-        <w:t>선물용 소포장 및 체험·시식 이벤트를 통한 초기 고객 확보</w:t>
-      </w:r>
-    </w:p>
-    <w:p>
-      <w:pPr>
-        <w:pStyle w:val="Heading3"/>
-      </w:pPr>
-      <w:r>
-        <w:t>5. 양산 체제 구축 방안</w:t>
+        <w:t>(주)상하식품(식품제조): 소스 안정적 공급과 절임제품 개발</w:t>
       </w:r>
     </w:p>
     <w:p>
@@ -2645,7 +4499,7 @@
         <w:pStyle w:val="ListBullet"/>
       </w:pPr>
       <w:r>
-        <w:t>원재료(고추 등) 계약재배·정기 납품처 확보로 안정적 수급</w:t>
+        <w:t>(주)더동쪽바다가는길: 백간장 절임제품 개발</w:t>
       </w:r>
     </w:p>
     <w:p>
@@ -2653,7 +4507,7 @@
         <w:pStyle w:val="ListBullet"/>
       </w:pPr>
       <w:r>
-        <w:t>센터 입주 시설을 활용한 생산 표준화, 필요 시 설비 증설</w:t>
+        <w:t>싱크버스 글로벌웰니스네트워크: 제품 협업 진행</w:t>
       </w:r>
     </w:p>
     <w:p>
@@ -2661,12 +4515,36 @@
         <w:pStyle w:val="ListBullet"/>
       </w:pPr>
       <w:r>
-        <w:t>작업 인력 확충 및 공정 매뉴얼 작성</w:t>
+        <w:t>전국 우수 농산물 지역 연계 추진</w:t>
       </w:r>
     </w:p>
     <w:p>
       <w:pPr>
-        <w:pStyle w:val="Heading3"/>
+        <w:pStyle w:val="ListBullet"/>
+      </w:pPr>
+      <w:r>
+        <w:t>한국6차산업(주) MOU를 통한 전국 농블레스 인프라망 확충(농블레스 예천회원)</w:t>
+      </w:r>
+    </w:p>
+    <w:p>
+      <w:pPr>
+        <w:pStyle w:val="ListBullet"/>
+      </w:pPr>
+      <w:r>
+        <w:t>경쟁력: 구독서비스, 라이브 방송판매, 홈플러스·신세계백화점 등 온오프라인 판매 연계로 부가가치 창출</w:t>
+      </w:r>
+    </w:p>
+    <w:p>
+      <w:pPr>
+        <w:pStyle w:val="ListBullet"/>
+      </w:pPr>
+      <w:r>
+        <w:t>지역 예천 개포 고추 브랜드와 제품 개발을 예천군 가공지원센터와 협업, 고추다짐장·페스토 개발</w:t>
+      </w:r>
+    </w:p>
+    <w:p>
+      <w:pPr>
+        <w:pStyle w:val="Heading2"/>
       </w:pPr>
       <w:r>
         <w:t>6. 자금조달 방안</w:t>
@@ -2677,7 +4555,7 @@
         <w:pStyle w:val="ListBullet"/>
       </w:pPr>
       <w:r>
-        <w:t>정부·지자체 창업 지원사업 신청</w:t>
+        <w:t>자체 조달</w:t>
       </w:r>
     </w:p>
     <w:p>
@@ -2685,7 +4563,7 @@
         <w:pStyle w:val="ListBullet"/>
       </w:pPr>
       <w:r>
-        <w:t>자기자금 및 매출 재투자</w:t>
+        <w:t>지자체·지원기관 등 지원사업 참여를 통한 사업비 확보</w:t>
       </w:r>
     </w:p>
     <w:p>
@@ -2693,12 +4571,110 @@
         <w:pStyle w:val="ListBullet"/>
       </w:pPr>
       <w:r>
-        <w:t>[입력 필요]</w:t>
+        <w:t>투자 유치</w:t>
+      </w:r>
+    </w:p>
+    <w:p>
+      <w:pPr>
+        <w:pStyle w:val="Heading2"/>
+      </w:pPr>
+      <w:r>
+        <w:t>7. 성장 목표</w:t>
+      </w:r>
+    </w:p>
+    <w:p>
+      <w:r>
+        <w:t>단기</w:t>
+      </w:r>
+    </w:p>
+    <w:p>
+      <w:pPr>
+        <w:pStyle w:val="ListBullet"/>
+      </w:pPr>
+      <w:r>
+        <w:t>소용량 제품, 위생, 간편성을 중시하는 소비자 대응</w:t>
+      </w:r>
+    </w:p>
+    <w:p>
+      <w:pPr>
+        <w:pStyle w:val="ListBullet"/>
+      </w:pPr>
+      <w:r>
+        <w:t>반응 기반 제품 개선 및 마케팅 방향 설정</w:t>
+      </w:r>
+    </w:p>
+    <w:p>
+      <w:pPr>
+        <w:pStyle w:val="ListBullet"/>
+      </w:pPr>
+      <w:r>
+        <w:t>기존 유통처(뜨락원 등)와 협업 마케팅</w:t>
+      </w:r>
+    </w:p>
+    <w:p>
+      <w:pPr>
+        <w:pStyle w:val="ListBullet"/>
+      </w:pPr>
+      <w:r>
+        <w:t>네이버 스마트스토어 운영, 정기 라이브방송 주 1회</w:t>
+      </w:r>
+    </w:p>
+    <w:p>
+      <w:pPr>
+        <w:pStyle w:val="ListBullet"/>
+      </w:pPr>
+      <w:r>
+        <w:t>인플루언서 체험단 구성 및 리뷰 콘텐츠 확보</w:t>
+      </w:r>
+    </w:p>
+    <w:p>
+      <w:pPr>
+        <w:pStyle w:val="ListBullet"/>
+      </w:pPr>
+      <w:r>
+        <w:t>행사장·박람회 판매 병행, 경북도 식품박람회·aT 국제식품박람회 참가</w:t>
+      </w:r>
+    </w:p>
+    <w:p>
+      <w:r>
+        <w:t>중·장기</w:t>
+      </w:r>
+    </w:p>
+    <w:p>
+      <w:pPr>
+        <w:pStyle w:val="ListBullet"/>
+      </w:pPr>
+      <w:r>
+        <w:t>지사화 사업 기반으로 교민시장·한식 식당·한인마트 중심 유통 시작</w:t>
+      </w:r>
+    </w:p>
+    <w:p>
+      <w:pPr>
+        <w:pStyle w:val="ListBullet"/>
+      </w:pPr>
+      <w:r>
+        <w:t>"스토리 있는 절임식품" 콘셉트 포장·브랜딩</w:t>
+      </w:r>
+    </w:p>
+    <w:p>
+      <w:pPr>
+        <w:pStyle w:val="ListBullet"/>
+      </w:pPr>
+      <w:r>
+        <w:t>일본(K-Food, 소스류 인기), 유럽(겨울철 절임식품 수요) 시장 공략</w:t>
+      </w:r>
+    </w:p>
+    <w:p>
+      <w:pPr>
+        <w:pStyle w:val="ListBullet"/>
+      </w:pPr>
+      <w:r>
+        <w:t>정부 지원 프로그램 활용, 온라인 B2B 전시회 참가</w:t>
       </w:r>
     </w:p>
     <w:sectPr>
       <w:pgSz w:w="12240" w:h="15840"/>
-      <w:pgMar w:top="1440" w:right="1800" w:bottom="1440" w:left="1800" w:header="720" w:footer="720" w:gutter="0"/>
+      <w:pgMar w:top="1134" w:right="1134" w:bottom="1134" w:left="1134" w:header="720" w:footer="720" w:gutter="0"/>
       <w:cols w:space="720"/>
       <w:docGrid w:linePitch="360"/>
     </w:sectPr>
